--- a/BGIL_DBT/validation/DM-K4.docx
+++ b/BGIL_DBT/validation/DM-K4.docx
@@ -7,7 +7,7 @@
         <w:pStyle w:val="Title"/>
       </w:pPr>
       <w:r>
-        <w:t>DM-K4  |  Key Checks — Business Key Uniqueness</w:t>
+        <w:t xml:space="preserve">DM-K4  |  Key Checks — Business Key Uniqueness</w:t>
       </w:r>
     </w:p>
     <w:p>
@@ -15,7 +15,7 @@
         <w:rPr>
           <w:i/>
         </w:rPr>
-        <w:t>Hub grain integrity: no duplicate business keys within a hub. Pass criterion: 0 rows returned (hub row count = distinct business keys).</w:t>
+        <w:t xml:space="preserve">Hub grain integrity: no duplicate business keys within a hub. Pass criterion: 0 rows returned (hub row count = distinct business keys).</w:t>
       </w:r>
     </w:p>
     <w:p>
@@ -23,235 +23,7 @@
         <w:pStyle w:val="Heading1"/>
       </w:pPr>
       <w:r>
-        <w:t>Check Overview</w:t>
-      </w:r>
-    </w:p>
-    <w:tbl>
-      <w:tblPr>
-        <w:tblStyle w:val="LightGrid-Accent1"/>
-        <w:tblW w:type="auto" w:w="0"/>
-        <w:tblLook w:firstColumn="1" w:firstRow="1" w:lastColumn="0" w:lastRow="0" w:noHBand="0" w:noVBand="1" w:val="04A0"/>
-      </w:tblPr>
-      <w:tblGrid>
-        <w:gridCol w:w="4320"/>
-        <w:gridCol w:w="4320"/>
-      </w:tblGrid>
-      <w:tr>
-        <w:tc>
-          <w:tcPr>
-            <w:tcW w:type="dxa" w:w="4320"/>
-          </w:tcPr>
-          <w:p>
-            <w:r>
-              <w:rPr>
-                <w:b/>
-              </w:rPr>
-              <w:t>Check ID</w:t>
-            </w:r>
-          </w:p>
-        </w:tc>
-        <w:tc>
-          <w:tcPr>
-            <w:tcW w:type="dxa" w:w="4320"/>
-          </w:tcPr>
-          <w:p>
-            <w:r>
-              <w:t>DM-K4</w:t>
-            </w:r>
-          </w:p>
-        </w:tc>
-      </w:tr>
-      <w:tr>
-        <w:tc>
-          <w:tcPr>
-            <w:tcW w:type="dxa" w:w="4320"/>
-          </w:tcPr>
-          <w:p>
-            <w:r>
-              <w:rPr>
-                <w:b/>
-              </w:rPr>
-              <w:t>Category</w:t>
-            </w:r>
-          </w:p>
-        </w:tc>
-        <w:tc>
-          <w:tcPr>
-            <w:tcW w:type="dxa" w:w="4320"/>
-          </w:tcPr>
-          <w:p>
-            <w:r>
-              <w:t>Key checks</w:t>
-            </w:r>
-          </w:p>
-        </w:tc>
-      </w:tr>
-      <w:tr>
-        <w:tc>
-          <w:tcPr>
-            <w:tcW w:type="dxa" w:w="4320"/>
-          </w:tcPr>
-          <w:p>
-            <w:r>
-              <w:rPr>
-                <w:b/>
-              </w:rPr>
-              <w:t>Sign-off criterion</w:t>
-            </w:r>
-          </w:p>
-        </w:tc>
-        <w:tc>
-          <w:tcPr>
-            <w:tcW w:type="dxa" w:w="4320"/>
-          </w:tcPr>
-          <w:p>
-            <w:r>
-              <w:t>Business key uniqueness</w:t>
-            </w:r>
-          </w:p>
-        </w:tc>
-      </w:tr>
-      <w:tr>
-        <w:tc>
-          <w:tcPr>
-            <w:tcW w:type="dxa" w:w="4320"/>
-          </w:tcPr>
-          <w:p>
-            <w:r>
-              <w:rPr>
-                <w:b/>
-              </w:rPr>
-              <w:t>Method</w:t>
-            </w:r>
-          </w:p>
-        </w:tc>
-        <w:tc>
-          <w:tcPr>
-            <w:tcW w:type="dxa" w:w="4320"/>
-          </w:tcPr>
-          <w:p>
-            <w:r>
-              <w:t>Group hub by hash key; any hash key with count(*) &gt; 1 is a grain violation</w:t>
-            </w:r>
-          </w:p>
-        </w:tc>
-      </w:tr>
-      <w:tr>
-        <w:tc>
-          <w:tcPr>
-            <w:tcW w:type="dxa" w:w="4320"/>
-          </w:tcPr>
-          <w:p>
-            <w:r>
-              <w:rPr>
-                <w:b/>
-              </w:rPr>
-              <w:t>Pass criteria / tolerance</w:t>
-            </w:r>
-          </w:p>
-        </w:tc>
-        <w:tc>
-          <w:tcPr>
-            <w:tcW w:type="dxa" w:w="4320"/>
-          </w:tcPr>
-          <w:p>
-            <w:r>
-              <w:t>Hub row count = distinct business keys (0 duplicate rows)</w:t>
-            </w:r>
-          </w:p>
-        </w:tc>
-      </w:tr>
-      <w:tr>
-        <w:tc>
-          <w:tcPr>
-            <w:tcW w:type="dxa" w:w="4320"/>
-          </w:tcPr>
-          <w:p>
-            <w:r>
-              <w:rPr>
-                <w:b/>
-              </w:rPr>
-              <w:t>Owner</w:t>
-            </w:r>
-          </w:p>
-        </w:tc>
-        <w:tc>
-          <w:tcPr>
-            <w:tcW w:type="dxa" w:w="4320"/>
-          </w:tcPr>
-          <w:p>
-            <w:r>
-              <w:t>LUMIQ</w:t>
-            </w:r>
-          </w:p>
-        </w:tc>
-      </w:tr>
-      <w:tr>
-        <w:tc>
-          <w:tcPr>
-            <w:tcW w:type="dxa" w:w="4320"/>
-          </w:tcPr>
-          <w:p>
-            <w:r>
-              <w:rPr>
-                <w:b/>
-              </w:rPr>
-              <w:t>Vault location</w:t>
-            </w:r>
-          </w:p>
-        </w:tc>
-        <w:tc>
-          <w:tcPr>
-            <w:tcW w:type="dxa" w:w="4320"/>
-          </w:tcPr>
-          <w:p>
-            <w:r>
-              <w:t>BAGIC_PREPROD_CURATED_DB.BGIL_DATA_MODEL</w:t>
-            </w:r>
-          </w:p>
-        </w:tc>
-      </w:tr>
-      <w:tr>
-        <w:tc>
-          <w:tcPr>
-            <w:tcW w:type="dxa" w:w="4320"/>
-          </w:tcPr>
-          <w:p>
-            <w:r>
-              <w:rPr>
-                <w:b/>
-              </w:rPr>
-              <w:t>Interpreting a hit</w:t>
-            </w:r>
-          </w:p>
-        </w:tc>
-        <w:tc>
-          <w:tcPr>
-            <w:tcW w:type="dxa" w:w="4320"/>
-          </w:tcPr>
-          <w:p>
-            <w:r>
-              <w:t>row_count&gt;1 &amp; distinct_bk=1 = duplicate load; distinct_bk&gt;1 = hash collision</w:t>
-            </w:r>
-          </w:p>
-        </w:tc>
-      </w:tr>
-    </w:tbl>
-    <w:p/>
-    <w:p>
-      <w:pPr>
-        <w:pStyle w:val="Heading1"/>
-      </w:pPr>
-      <w:r>
-        <w:t>Validation Queries</w:t>
-      </w:r>
-    </w:p>
-    <w:p>
-      <w:pPr>
-        <w:pStyle w:val="Heading2"/>
-      </w:pPr>
-      <w:r>
-        <w:t>1. HUB_PARTY</w:t>
+        <w:t xml:space="preserve">Check Overview</w:t>
       </w:r>
     </w:p>
     <w:tbl>
@@ -261,30 +33,30 @@
         <w:tblLook w:firstColumn="1" w:firstRow="1" w:lastColumn="0" w:lastRow="0" w:noHBand="0" w:noVBand="1" w:val="04A0"/>
       </w:tblPr>
       <w:tblGrid>
-        <w:gridCol w:w="4320"/>
-        <w:gridCol w:w="4320"/>
+        <w:gridCol w:w="3000"/>
+        <w:gridCol w:w="5640"/>
       </w:tblGrid>
       <w:tr>
         <w:tc>
           <w:tcPr>
-            <w:tcW w:type="dxa" w:w="4320"/>
+            <w:tcW w:type="dxa" w:w="3000"/>
           </w:tcPr>
           <w:p>
             <w:r>
               <w:rPr>
                 <w:b/>
               </w:rPr>
-              <w:t>Hub table</w:t>
+              <w:t xml:space="preserve">Check ID</w:t>
             </w:r>
           </w:p>
         </w:tc>
         <w:tc>
           <w:tcPr>
-            <w:tcW w:type="dxa" w:w="4320"/>
+            <w:tcW w:type="dxa" w:w="5640"/>
           </w:tcPr>
           <w:p>
             <w:r>
-              <w:t>HUB_PARTY</w:t>
+              <w:t xml:space="preserve">DM-K4</w:t>
             </w:r>
           </w:p>
         </w:tc>
@@ -292,24 +64,24 @@
       <w:tr>
         <w:tc>
           <w:tcPr>
-            <w:tcW w:type="dxa" w:w="4320"/>
+            <w:tcW w:type="dxa" w:w="3000"/>
           </w:tcPr>
           <w:p>
             <w:r>
               <w:rPr>
                 <w:b/>
               </w:rPr>
-              <w:t>Status</w:t>
+              <w:t xml:space="preserve">Category</w:t>
             </w:r>
           </w:p>
         </w:tc>
         <w:tc>
           <w:tcPr>
-            <w:tcW w:type="dxa" w:w="4320"/>
+            <w:tcW w:type="dxa" w:w="5640"/>
           </w:tcPr>
           <w:p>
             <w:r>
-              <w:t>Implemented</w:t>
+              <w:t xml:space="preserve">Key checks</w:t>
             </w:r>
           </w:p>
         </w:tc>
@@ -317,24 +89,24 @@
       <w:tr>
         <w:tc>
           <w:tcPr>
-            <w:tcW w:type="dxa" w:w="4320"/>
+            <w:tcW w:type="dxa" w:w="3000"/>
           </w:tcPr>
           <w:p>
             <w:r>
               <w:rPr>
                 <w:b/>
               </w:rPr>
-              <w:t>Pass criteria</w:t>
+              <w:t xml:space="preserve">Sign-off criterion</w:t>
             </w:r>
           </w:p>
         </w:tc>
         <w:tc>
           <w:tcPr>
-            <w:tcW w:type="dxa" w:w="4320"/>
+            <w:tcW w:type="dxa" w:w="5640"/>
           </w:tcPr>
           <w:p>
             <w:r>
-              <w:t>0 rows returned</w:t>
+              <w:t xml:space="preserve">Business key uniqueness</w:t>
             </w:r>
           </w:p>
         </w:tc>
@@ -342,43 +114,1366 @@
       <w:tr>
         <w:tc>
           <w:tcPr>
-            <w:tcW w:type="dxa" w:w="4320"/>
+            <w:tcW w:type="dxa" w:w="3000"/>
           </w:tcPr>
           <w:p>
             <w:r>
               <w:rPr>
                 <w:b/>
               </w:rPr>
-              <w:t>Result (Pass / Fail / NA)</w:t>
+              <w:t xml:space="preserve">Method</w:t>
             </w:r>
           </w:p>
         </w:tc>
         <w:tc>
           <w:tcPr>
-            <w:tcW w:type="dxa" w:w="4320"/>
-          </w:tcPr>
-          <w:p>
-            <w:r/>
+            <w:tcW w:type="dxa" w:w="5640"/>
+          </w:tcPr>
+          <w:p>
+            <w:r>
+              <w:t xml:space="preserve">Group hub by hash key; any hash key with count(*) &gt; 1 is a grain violation</w:t>
+            </w:r>
           </w:p>
         </w:tc>
       </w:tr>
       <w:tr>
         <w:tc>
           <w:tcPr>
-            <w:tcW w:type="dxa" w:w="4320"/>
+            <w:tcW w:type="dxa" w:w="3000"/>
           </w:tcPr>
           <w:p>
             <w:r>
               <w:rPr>
                 <w:b/>
               </w:rPr>
-              <w:t>Rows returned (count)</w:t>
+              <w:t xml:space="preserve">Pass criteria / tolerance</w:t>
             </w:r>
           </w:p>
         </w:tc>
         <w:tc>
           <w:tcPr>
-            <w:tcW w:type="dxa" w:w="4320"/>
+            <w:tcW w:type="dxa" w:w="5640"/>
+          </w:tcPr>
+          <w:p>
+            <w:r>
+              <w:t xml:space="preserve">Hub row count = distinct business keys (0 duplicate rows)</w:t>
+            </w:r>
+          </w:p>
+        </w:tc>
+      </w:tr>
+      <w:tr>
+        <w:tc>
+          <w:tcPr>
+            <w:tcW w:type="dxa" w:w="3000"/>
+          </w:tcPr>
+          <w:p>
+            <w:r>
+              <w:rPr>
+                <w:b/>
+              </w:rPr>
+              <w:t xml:space="preserve">Owner</w:t>
+            </w:r>
+          </w:p>
+        </w:tc>
+        <w:tc>
+          <w:tcPr>
+            <w:tcW w:type="dxa" w:w="5640"/>
+          </w:tcPr>
+          <w:p>
+            <w:r>
+              <w:t xml:space="preserve">LUMIQ</w:t>
+            </w:r>
+          </w:p>
+        </w:tc>
+      </w:tr>
+      <w:tr>
+        <w:tc>
+          <w:tcPr>
+            <w:tcW w:type="dxa" w:w="3000"/>
+          </w:tcPr>
+          <w:p>
+            <w:r>
+              <w:rPr>
+                <w:b/>
+              </w:rPr>
+              <w:t xml:space="preserve">Vault location</w:t>
+            </w:r>
+          </w:p>
+        </w:tc>
+        <w:tc>
+          <w:tcPr>
+            <w:tcW w:type="dxa" w:w="5640"/>
+          </w:tcPr>
+          <w:p>
+            <w:r>
+              <w:t xml:space="preserve">BAGIC_PREPROD_CURATED_DB.BGIL_DATA_MODEL</w:t>
+            </w:r>
+          </w:p>
+        </w:tc>
+      </w:tr>
+      <w:tr>
+        <w:tc>
+          <w:tcPr>
+            <w:tcW w:type="dxa" w:w="3000"/>
+          </w:tcPr>
+          <w:p>
+            <w:r>
+              <w:rPr>
+                <w:b/>
+              </w:rPr>
+              <w:t xml:space="preserve">Scope</w:t>
+            </w:r>
+          </w:p>
+        </w:tc>
+        <w:tc>
+          <w:tcPr>
+            <w:tcW w:type="dxa" w:w="5640"/>
+          </w:tcPr>
+          <w:p>
+            <w:r>
+              <w:t xml:space="preserve">Runs on the hub tables only. Hubs are shared between projects; each hub is checked once.</w:t>
+            </w:r>
+          </w:p>
+        </w:tc>
+      </w:tr>
+      <w:tr>
+        <w:tc>
+          <w:tcPr>
+            <w:tcW w:type="dxa" w:w="3000"/>
+          </w:tcPr>
+          <w:p>
+            <w:r>
+              <w:rPr>
+                <w:b/>
+              </w:rPr>
+              <w:t xml:space="preserve">Interpreting a hit</w:t>
+            </w:r>
+          </w:p>
+        </w:tc>
+        <w:tc>
+          <w:tcPr>
+            <w:tcW w:type="dxa" w:w="5640"/>
+          </w:tcPr>
+          <w:p>
+            <w:r>
+              <w:t xml:space="preserve">row_count &gt; 1 &amp; distinct_bk = 1 = duplicate load; distinct_bk &gt; 1 = hash collision</w:t>
+            </w:r>
+          </w:p>
+        </w:tc>
+      </w:tr>
+    </w:tbl>
+    <w:p/>
+    <w:p>
+      <w:pPr>
+        <w:pStyle w:val="Heading1"/>
+      </w:pPr>
+      <w:r>
+        <w:t xml:space="preserve">Revision notes</w:t>
+      </w:r>
+    </w:p>
+    <w:p>
+      <w:r>
+        <w:t xml:space="preserve">• Regenerated 2026-10-09 from the current opus_partner_dv_dbt and maximus_partner_dv_dbt models; previous results (rows, screenshots, Pass/Fail) are cleared and must be re-run.</w:t>
+      </w:r>
+    </w:p>
+    <w:p>
+      <w:r>
+        <w:t xml:space="preserve">• Scope: 10 MAXIMUS hubs + 11 OPUS hubs = 21 project-hub sections (14 physical hub tables).</w:t>
+      </w:r>
+    </w:p>
+    <w:p>
+      <w:r>
+        <w:t xml:space="preserve">• OPUS new hubs: HUB_DOCUMENT (3 KYC branches) and HUB_ORG_UNIT (10 KYC branches).</w:t>
+      </w:r>
+    </w:p>
+    <w:p>
+      <w:r>
+        <w:t xml:space="preserve">• OPUS HUB_PARTY: CP_PARTNERS plus 17 KYC key branches (PAN:/GSTIN:/LICENCE:/PASSPORT:/VOTER:/CKYC:/CATEGORY:INPUT key forms).</w:t>
+      </w:r>
+    </w:p>
+    <w:p>
+      <w:r>
+        <w:t xml:space="preserve">• OPUS HUB_POLICY (27 RAW branches incl. KYC POLICY% field_value and the stitch_policy_header / stitch_policy_bonus_tracking keys), HUB_LOCATION (19 branches incl. stitch_common_address and the KYC composite address keys) and HUB_PRODUCT (stitch_product_definition) are now fully implemented -- no TODO branches remain.</w:t>
+      </w:r>
+    </w:p>
+    <w:p>
+      <w:r>
+        <w:t xml:space="preserve">• MAXIMUS: RAW table ..._SIMPLE_PROPERTY_PIVOT_VW (no _2_1 suffix) after the RECORD_SOURCE fix; HUB_PARTY hubfeed branches resolve to 7 RAW keys; HUB_FINANCIAL_ACCOUNT remains NA (account_code not mapped).</w:t>
+      </w:r>
+    </w:p>
+    <w:p>
+      <w:r>
+        <w:t xml:space="preserve">• Hash reproduced exactly as automate_dv 0.11.5 does: MD5_BINARY(NULLIF(UPPER(TRIM(CAST(&lt;NK&gt; AS VARCHAR))), '')).</w:t>
+      </w:r>
+    </w:p>
+    <w:p>
+      <w:r>
+        <w:t xml:space="preserve">• Excluded (loads nothing): disabled placeholder stg2_hub_bjaz_t_kyc_details__party__kyc_subject; MAXIMUS branch_code (ORG_UNIT) and account_code (FINANCIAL_ACCOUNT) are cast(null) in staging.</w:t>
+      </w:r>
+    </w:p>
+    <w:p>
+      <w:pPr>
+        <w:pStyle w:val="Heading1"/>
+      </w:pPr>
+      <w:r>
+        <w:t xml:space="preserve">Results summary</w:t>
+      </w:r>
+    </w:p>
+    <w:tbl>
+      <w:tblPr>
+        <w:tblStyle w:val="LightList-Accent1"/>
+        <w:tblW w:type="auto" w:w="0"/>
+        <w:tblLook w:firstColumn="1" w:firstRow="1" w:lastColumn="0" w:lastRow="0" w:noHBand="0" w:noVBand="1" w:val="04A0"/>
+      </w:tblPr>
+      <w:tblGrid>
+        <w:gridCol w:w="500"/>
+        <w:gridCol w:w="1500"/>
+        <w:gridCol w:w="3140"/>
+        <w:gridCol w:w="1300"/>
+        <w:gridCol w:w="1100"/>
+        <w:gridCol w:w="1100"/>
+      </w:tblGrid>
+      <w:tr>
+        <w:tc>
+          <w:tcPr>
+            <w:tcW w:type="dxa" w:w="500"/>
+          </w:tcPr>
+          <w:p>
+            <w:r>
+              <w:rPr>
+                <w:b/>
+              </w:rPr>
+              <w:t xml:space="preserve">#</w:t>
+            </w:r>
+          </w:p>
+        </w:tc>
+        <w:tc>
+          <w:tcPr>
+            <w:tcW w:type="dxa" w:w="1500"/>
+          </w:tcPr>
+          <w:p>
+            <w:r>
+              <w:rPr>
+                <w:b/>
+              </w:rPr>
+              <w:t xml:space="preserve">Project</w:t>
+            </w:r>
+          </w:p>
+        </w:tc>
+        <w:tc>
+          <w:tcPr>
+            <w:tcW w:type="dxa" w:w="3140"/>
+          </w:tcPr>
+          <w:p>
+            <w:r>
+              <w:rPr>
+                <w:b/>
+              </w:rPr>
+              <w:t xml:space="preserve">Hub</w:t>
+            </w:r>
+          </w:p>
+        </w:tc>
+        <w:tc>
+          <w:tcPr>
+            <w:tcW w:type="dxa" w:w="1300"/>
+          </w:tcPr>
+          <w:p>
+            <w:r>
+              <w:rPr>
+                <w:b/>
+              </w:rPr>
+              <w:t xml:space="preserve">Status</w:t>
+            </w:r>
+          </w:p>
+        </w:tc>
+        <w:tc>
+          <w:tcPr>
+            <w:tcW w:type="dxa" w:w="1100"/>
+          </w:tcPr>
+          <w:p>
+            <w:r>
+              <w:rPr>
+                <w:b/>
+              </w:rPr>
+              <w:t xml:space="preserve">Result</w:t>
+            </w:r>
+          </w:p>
+        </w:tc>
+        <w:tc>
+          <w:tcPr>
+            <w:tcW w:type="dxa" w:w="1100"/>
+          </w:tcPr>
+          <w:p>
+            <w:r>
+              <w:rPr>
+                <w:b/>
+              </w:rPr>
+              <w:t xml:space="preserve">Rows / diff</w:t>
+            </w:r>
+          </w:p>
+        </w:tc>
+      </w:tr>
+      <w:tr>
+        <w:tc>
+          <w:tcPr>
+            <w:tcW w:type="dxa" w:w="500"/>
+          </w:tcPr>
+          <w:p>
+            <w:r>
+              <w:t xml:space="preserve">1</w:t>
+            </w:r>
+          </w:p>
+        </w:tc>
+        <w:tc>
+          <w:tcPr>
+            <w:tcW w:type="dxa" w:w="1500"/>
+          </w:tcPr>
+          <w:p>
+            <w:r>
+              <w:t xml:space="preserve">SHARED</w:t>
+            </w:r>
+          </w:p>
+        </w:tc>
+        <w:tc>
+          <w:tcPr>
+            <w:tcW w:type="dxa" w:w="3140"/>
+          </w:tcPr>
+          <w:p>
+            <w:r>
+              <w:t xml:space="preserve">HUB_PARTY</w:t>
+            </w:r>
+          </w:p>
+        </w:tc>
+        <w:tc>
+          <w:tcPr>
+            <w:tcW w:type="dxa" w:w="1300"/>
+          </w:tcPr>
+          <w:p>
+            <w:r>
+              <w:t xml:space="preserve">Implemented</w:t>
+            </w:r>
+          </w:p>
+        </w:tc>
+        <w:tc>
+          <w:tcPr>
+            <w:tcW w:type="dxa" w:w="1100"/>
+          </w:tcPr>
+          <w:p>
+            <w:r/>
+          </w:p>
+        </w:tc>
+        <w:tc>
+          <w:tcPr>
+            <w:tcW w:type="dxa" w:w="1100"/>
+          </w:tcPr>
+          <w:p>
+            <w:r/>
+          </w:p>
+        </w:tc>
+      </w:tr>
+      <w:tr>
+        <w:tc>
+          <w:tcPr>
+            <w:tcW w:type="dxa" w:w="500"/>
+          </w:tcPr>
+          <w:p>
+            <w:r>
+              <w:t xml:space="preserve">2</w:t>
+            </w:r>
+          </w:p>
+        </w:tc>
+        <w:tc>
+          <w:tcPr>
+            <w:tcW w:type="dxa" w:w="1500"/>
+          </w:tcPr>
+          <w:p>
+            <w:r>
+              <w:t xml:space="preserve">SHARED</w:t>
+            </w:r>
+          </w:p>
+        </w:tc>
+        <w:tc>
+          <w:tcPr>
+            <w:tcW w:type="dxa" w:w="3140"/>
+          </w:tcPr>
+          <w:p>
+            <w:r>
+              <w:t xml:space="preserve">HUB_STAKE_CODE</w:t>
+            </w:r>
+          </w:p>
+        </w:tc>
+        <w:tc>
+          <w:tcPr>
+            <w:tcW w:type="dxa" w:w="1300"/>
+          </w:tcPr>
+          <w:p>
+            <w:r>
+              <w:t xml:space="preserve">Implemented</w:t>
+            </w:r>
+          </w:p>
+        </w:tc>
+        <w:tc>
+          <w:tcPr>
+            <w:tcW w:type="dxa" w:w="1100"/>
+          </w:tcPr>
+          <w:p>
+            <w:r/>
+          </w:p>
+        </w:tc>
+        <w:tc>
+          <w:tcPr>
+            <w:tcW w:type="dxa" w:w="1100"/>
+          </w:tcPr>
+          <w:p>
+            <w:r/>
+          </w:p>
+        </w:tc>
+      </w:tr>
+      <w:tr>
+        <w:tc>
+          <w:tcPr>
+            <w:tcW w:type="dxa" w:w="500"/>
+          </w:tcPr>
+          <w:p>
+            <w:r>
+              <w:t xml:space="preserve">3</w:t>
+            </w:r>
+          </w:p>
+        </w:tc>
+        <w:tc>
+          <w:tcPr>
+            <w:tcW w:type="dxa" w:w="1500"/>
+          </w:tcPr>
+          <w:p>
+            <w:r>
+              <w:t xml:space="preserve">SHARED</w:t>
+            </w:r>
+          </w:p>
+        </w:tc>
+        <w:tc>
+          <w:tcPr>
+            <w:tcW w:type="dxa" w:w="3140"/>
+          </w:tcPr>
+          <w:p>
+            <w:r>
+              <w:t xml:space="preserve">HUB_LOCATION</w:t>
+            </w:r>
+          </w:p>
+        </w:tc>
+        <w:tc>
+          <w:tcPr>
+            <w:tcW w:type="dxa" w:w="1300"/>
+          </w:tcPr>
+          <w:p>
+            <w:r>
+              <w:t xml:space="preserve">Implemented</w:t>
+            </w:r>
+          </w:p>
+        </w:tc>
+        <w:tc>
+          <w:tcPr>
+            <w:tcW w:type="dxa" w:w="1100"/>
+          </w:tcPr>
+          <w:p>
+            <w:r/>
+          </w:p>
+        </w:tc>
+        <w:tc>
+          <w:tcPr>
+            <w:tcW w:type="dxa" w:w="1100"/>
+          </w:tcPr>
+          <w:p>
+            <w:r/>
+          </w:p>
+        </w:tc>
+      </w:tr>
+      <w:tr>
+        <w:tc>
+          <w:tcPr>
+            <w:tcW w:type="dxa" w:w="500"/>
+          </w:tcPr>
+          <w:p>
+            <w:r>
+              <w:t xml:space="preserve">4</w:t>
+            </w:r>
+          </w:p>
+        </w:tc>
+        <w:tc>
+          <w:tcPr>
+            <w:tcW w:type="dxa" w:w="1500"/>
+          </w:tcPr>
+          <w:p>
+            <w:r>
+              <w:t xml:space="preserve">SHARED</w:t>
+            </w:r>
+          </w:p>
+        </w:tc>
+        <w:tc>
+          <w:tcPr>
+            <w:tcW w:type="dxa" w:w="3140"/>
+          </w:tcPr>
+          <w:p>
+            <w:r>
+              <w:t xml:space="preserve">HUB_PAYMENT_INSTRUMENT</w:t>
+            </w:r>
+          </w:p>
+        </w:tc>
+        <w:tc>
+          <w:tcPr>
+            <w:tcW w:type="dxa" w:w="1300"/>
+          </w:tcPr>
+          <w:p>
+            <w:r>
+              <w:t xml:space="preserve">Implemented</w:t>
+            </w:r>
+          </w:p>
+        </w:tc>
+        <w:tc>
+          <w:tcPr>
+            <w:tcW w:type="dxa" w:w="1100"/>
+          </w:tcPr>
+          <w:p>
+            <w:r/>
+          </w:p>
+        </w:tc>
+        <w:tc>
+          <w:tcPr>
+            <w:tcW w:type="dxa" w:w="1100"/>
+          </w:tcPr>
+          <w:p>
+            <w:r/>
+          </w:p>
+        </w:tc>
+      </w:tr>
+      <w:tr>
+        <w:tc>
+          <w:tcPr>
+            <w:tcW w:type="dxa" w:w="500"/>
+          </w:tcPr>
+          <w:p>
+            <w:r>
+              <w:t xml:space="preserve">5</w:t>
+            </w:r>
+          </w:p>
+        </w:tc>
+        <w:tc>
+          <w:tcPr>
+            <w:tcW w:type="dxa" w:w="1500"/>
+          </w:tcPr>
+          <w:p>
+            <w:r>
+              <w:t xml:space="preserve">SHARED</w:t>
+            </w:r>
+          </w:p>
+        </w:tc>
+        <w:tc>
+          <w:tcPr>
+            <w:tcW w:type="dxa" w:w="3140"/>
+          </w:tcPr>
+          <w:p>
+            <w:r>
+              <w:t xml:space="preserve">HUB_PRODUCT</w:t>
+            </w:r>
+          </w:p>
+        </w:tc>
+        <w:tc>
+          <w:tcPr>
+            <w:tcW w:type="dxa" w:w="1300"/>
+          </w:tcPr>
+          <w:p>
+            <w:r>
+              <w:t xml:space="preserve">Implemented</w:t>
+            </w:r>
+          </w:p>
+        </w:tc>
+        <w:tc>
+          <w:tcPr>
+            <w:tcW w:type="dxa" w:w="1100"/>
+          </w:tcPr>
+          <w:p>
+            <w:r/>
+          </w:p>
+        </w:tc>
+        <w:tc>
+          <w:tcPr>
+            <w:tcW w:type="dxa" w:w="1100"/>
+          </w:tcPr>
+          <w:p>
+            <w:r/>
+          </w:p>
+        </w:tc>
+      </w:tr>
+      <w:tr>
+        <w:tc>
+          <w:tcPr>
+            <w:tcW w:type="dxa" w:w="500"/>
+          </w:tcPr>
+          <w:p>
+            <w:r>
+              <w:t xml:space="preserve">6</w:t>
+            </w:r>
+          </w:p>
+        </w:tc>
+        <w:tc>
+          <w:tcPr>
+            <w:tcW w:type="dxa" w:w="1500"/>
+          </w:tcPr>
+          <w:p>
+            <w:r>
+              <w:t xml:space="preserve">SHARED</w:t>
+            </w:r>
+          </w:p>
+        </w:tc>
+        <w:tc>
+          <w:tcPr>
+            <w:tcW w:type="dxa" w:w="3140"/>
+          </w:tcPr>
+          <w:p>
+            <w:r>
+              <w:t xml:space="preserve">HUB_FINANCIAL_ACCOUNT</w:t>
+            </w:r>
+          </w:p>
+        </w:tc>
+        <w:tc>
+          <w:tcPr>
+            <w:tcW w:type="dxa" w:w="1300"/>
+          </w:tcPr>
+          <w:p>
+            <w:r>
+              <w:t xml:space="preserve">Implemented</w:t>
+            </w:r>
+          </w:p>
+        </w:tc>
+        <w:tc>
+          <w:tcPr>
+            <w:tcW w:type="dxa" w:w="1100"/>
+          </w:tcPr>
+          <w:p>
+            <w:r/>
+          </w:p>
+        </w:tc>
+        <w:tc>
+          <w:tcPr>
+            <w:tcW w:type="dxa" w:w="1100"/>
+          </w:tcPr>
+          <w:p>
+            <w:r/>
+          </w:p>
+        </w:tc>
+      </w:tr>
+      <w:tr>
+        <w:tc>
+          <w:tcPr>
+            <w:tcW w:type="dxa" w:w="500"/>
+          </w:tcPr>
+          <w:p>
+            <w:r>
+              <w:t xml:space="preserve">7</w:t>
+            </w:r>
+          </w:p>
+        </w:tc>
+        <w:tc>
+          <w:tcPr>
+            <w:tcW w:type="dxa" w:w="1500"/>
+          </w:tcPr>
+          <w:p>
+            <w:r>
+              <w:t xml:space="preserve">SHARED</w:t>
+            </w:r>
+          </w:p>
+        </w:tc>
+        <w:tc>
+          <w:tcPr>
+            <w:tcW w:type="dxa" w:w="3140"/>
+          </w:tcPr>
+          <w:p>
+            <w:r>
+              <w:t xml:space="preserve">HUB_DOCUMENT</w:t>
+            </w:r>
+          </w:p>
+        </w:tc>
+        <w:tc>
+          <w:tcPr>
+            <w:tcW w:type="dxa" w:w="1300"/>
+          </w:tcPr>
+          <w:p>
+            <w:r>
+              <w:t xml:space="preserve">Implemented</w:t>
+            </w:r>
+          </w:p>
+        </w:tc>
+        <w:tc>
+          <w:tcPr>
+            <w:tcW w:type="dxa" w:w="1100"/>
+          </w:tcPr>
+          <w:p>
+            <w:r/>
+          </w:p>
+        </w:tc>
+        <w:tc>
+          <w:tcPr>
+            <w:tcW w:type="dxa" w:w="1100"/>
+          </w:tcPr>
+          <w:p>
+            <w:r/>
+          </w:p>
+        </w:tc>
+      </w:tr>
+      <w:tr>
+        <w:tc>
+          <w:tcPr>
+            <w:tcW w:type="dxa" w:w="500"/>
+          </w:tcPr>
+          <w:p>
+            <w:r>
+              <w:t xml:space="preserve">8</w:t>
+            </w:r>
+          </w:p>
+        </w:tc>
+        <w:tc>
+          <w:tcPr>
+            <w:tcW w:type="dxa" w:w="1500"/>
+          </w:tcPr>
+          <w:p>
+            <w:r>
+              <w:t xml:space="preserve">SHARED</w:t>
+            </w:r>
+          </w:p>
+        </w:tc>
+        <w:tc>
+          <w:tcPr>
+            <w:tcW w:type="dxa" w:w="3140"/>
+          </w:tcPr>
+          <w:p>
+            <w:r>
+              <w:t xml:space="preserve">HUB_POLICY</w:t>
+            </w:r>
+          </w:p>
+        </w:tc>
+        <w:tc>
+          <w:tcPr>
+            <w:tcW w:type="dxa" w:w="1300"/>
+          </w:tcPr>
+          <w:p>
+            <w:r>
+              <w:t xml:space="preserve">Implemented</w:t>
+            </w:r>
+          </w:p>
+        </w:tc>
+        <w:tc>
+          <w:tcPr>
+            <w:tcW w:type="dxa" w:w="1100"/>
+          </w:tcPr>
+          <w:p>
+            <w:r/>
+          </w:p>
+        </w:tc>
+        <w:tc>
+          <w:tcPr>
+            <w:tcW w:type="dxa" w:w="1100"/>
+          </w:tcPr>
+          <w:p>
+            <w:r/>
+          </w:p>
+        </w:tc>
+      </w:tr>
+      <w:tr>
+        <w:tc>
+          <w:tcPr>
+            <w:tcW w:type="dxa" w:w="500"/>
+          </w:tcPr>
+          <w:p>
+            <w:r>
+              <w:t xml:space="preserve">9</w:t>
+            </w:r>
+          </w:p>
+        </w:tc>
+        <w:tc>
+          <w:tcPr>
+            <w:tcW w:type="dxa" w:w="1500"/>
+          </w:tcPr>
+          <w:p>
+            <w:r>
+              <w:t xml:space="preserve">SHARED</w:t>
+            </w:r>
+          </w:p>
+        </w:tc>
+        <w:tc>
+          <w:tcPr>
+            <w:tcW w:type="dxa" w:w="3140"/>
+          </w:tcPr>
+          <w:p>
+            <w:r>
+              <w:t xml:space="preserve">HUB_DISTRIBUTION_CHANNEL</w:t>
+            </w:r>
+          </w:p>
+        </w:tc>
+        <w:tc>
+          <w:tcPr>
+            <w:tcW w:type="dxa" w:w="1300"/>
+          </w:tcPr>
+          <w:p>
+            <w:r>
+              <w:t xml:space="preserve">Implemented</w:t>
+            </w:r>
+          </w:p>
+        </w:tc>
+        <w:tc>
+          <w:tcPr>
+            <w:tcW w:type="dxa" w:w="1100"/>
+          </w:tcPr>
+          <w:p>
+            <w:r/>
+          </w:p>
+        </w:tc>
+        <w:tc>
+          <w:tcPr>
+            <w:tcW w:type="dxa" w:w="1100"/>
+          </w:tcPr>
+          <w:p>
+            <w:r/>
+          </w:p>
+        </w:tc>
+      </w:tr>
+      <w:tr>
+        <w:tc>
+          <w:tcPr>
+            <w:tcW w:type="dxa" w:w="500"/>
+          </w:tcPr>
+          <w:p>
+            <w:r>
+              <w:t xml:space="preserve">10</w:t>
+            </w:r>
+          </w:p>
+        </w:tc>
+        <w:tc>
+          <w:tcPr>
+            <w:tcW w:type="dxa" w:w="1500"/>
+          </w:tcPr>
+          <w:p>
+            <w:r>
+              <w:t xml:space="preserve">SHARED</w:t>
+            </w:r>
+          </w:p>
+        </w:tc>
+        <w:tc>
+          <w:tcPr>
+            <w:tcW w:type="dxa" w:w="3140"/>
+          </w:tcPr>
+          <w:p>
+            <w:r>
+              <w:t xml:space="preserve">HUB_ORG_UNIT</w:t>
+            </w:r>
+          </w:p>
+        </w:tc>
+        <w:tc>
+          <w:tcPr>
+            <w:tcW w:type="dxa" w:w="1300"/>
+          </w:tcPr>
+          <w:p>
+            <w:r>
+              <w:t xml:space="preserve">Implemented</w:t>
+            </w:r>
+          </w:p>
+        </w:tc>
+        <w:tc>
+          <w:tcPr>
+            <w:tcW w:type="dxa" w:w="1100"/>
+          </w:tcPr>
+          <w:p>
+            <w:r/>
+          </w:p>
+        </w:tc>
+        <w:tc>
+          <w:tcPr>
+            <w:tcW w:type="dxa" w:w="1100"/>
+          </w:tcPr>
+          <w:p>
+            <w:r/>
+          </w:p>
+        </w:tc>
+      </w:tr>
+      <w:tr>
+        <w:tc>
+          <w:tcPr>
+            <w:tcW w:type="dxa" w:w="500"/>
+          </w:tcPr>
+          <w:p>
+            <w:r>
+              <w:t xml:space="preserve">11</w:t>
+            </w:r>
+          </w:p>
+        </w:tc>
+        <w:tc>
+          <w:tcPr>
+            <w:tcW w:type="dxa" w:w="1500"/>
+          </w:tcPr>
+          <w:p>
+            <w:r>
+              <w:t xml:space="preserve">SHARED</w:t>
+            </w:r>
+          </w:p>
+        </w:tc>
+        <w:tc>
+          <w:tcPr>
+            <w:tcW w:type="dxa" w:w="3140"/>
+          </w:tcPr>
+          <w:p>
+            <w:r>
+              <w:t xml:space="preserve">HUB_AGENT</w:t>
+            </w:r>
+          </w:p>
+        </w:tc>
+        <w:tc>
+          <w:tcPr>
+            <w:tcW w:type="dxa" w:w="1300"/>
+          </w:tcPr>
+          <w:p>
+            <w:r>
+              <w:t xml:space="preserve">Implemented</w:t>
+            </w:r>
+          </w:p>
+        </w:tc>
+        <w:tc>
+          <w:tcPr>
+            <w:tcW w:type="dxa" w:w="1100"/>
+          </w:tcPr>
+          <w:p>
+            <w:r/>
+          </w:p>
+        </w:tc>
+        <w:tc>
+          <w:tcPr>
+            <w:tcW w:type="dxa" w:w="1100"/>
+          </w:tcPr>
+          <w:p>
+            <w:r/>
+          </w:p>
+        </w:tc>
+      </w:tr>
+      <w:tr>
+        <w:tc>
+          <w:tcPr>
+            <w:tcW w:type="dxa" w:w="500"/>
+          </w:tcPr>
+          <w:p>
+            <w:r>
+              <w:t xml:space="preserve">12</w:t>
+            </w:r>
+          </w:p>
+        </w:tc>
+        <w:tc>
+          <w:tcPr>
+            <w:tcW w:type="dxa" w:w="1500"/>
+          </w:tcPr>
+          <w:p>
+            <w:r>
+              <w:t xml:space="preserve">SHARED</w:t>
+            </w:r>
+          </w:p>
+        </w:tc>
+        <w:tc>
+          <w:tcPr>
+            <w:tcW w:type="dxa" w:w="3140"/>
+          </w:tcPr>
+          <w:p>
+            <w:r>
+              <w:t xml:space="preserve">HUB_AGREEMENT</w:t>
+            </w:r>
+          </w:p>
+        </w:tc>
+        <w:tc>
+          <w:tcPr>
+            <w:tcW w:type="dxa" w:w="1300"/>
+          </w:tcPr>
+          <w:p>
+            <w:r>
+              <w:t xml:space="preserve">Implemented</w:t>
+            </w:r>
+          </w:p>
+        </w:tc>
+        <w:tc>
+          <w:tcPr>
+            <w:tcW w:type="dxa" w:w="1100"/>
+          </w:tcPr>
+          <w:p>
+            <w:r/>
+          </w:p>
+        </w:tc>
+        <w:tc>
+          <w:tcPr>
+            <w:tcW w:type="dxa" w:w="1100"/>
+          </w:tcPr>
+          <w:p>
+            <w:r/>
+          </w:p>
+        </w:tc>
+      </w:tr>
+      <w:tr>
+        <w:tc>
+          <w:tcPr>
+            <w:tcW w:type="dxa" w:w="500"/>
+          </w:tcPr>
+          <w:p>
+            <w:r>
+              <w:t xml:space="preserve">13</w:t>
+            </w:r>
+          </w:p>
+        </w:tc>
+        <w:tc>
+          <w:tcPr>
+            <w:tcW w:type="dxa" w:w="1500"/>
+          </w:tcPr>
+          <w:p>
+            <w:r>
+              <w:t xml:space="preserve">SHARED</w:t>
+            </w:r>
+          </w:p>
+        </w:tc>
+        <w:tc>
+          <w:tcPr>
+            <w:tcW w:type="dxa" w:w="3140"/>
+          </w:tcPr>
+          <w:p>
+            <w:r>
+              <w:t xml:space="preserve">HUB_CLAIM</w:t>
+            </w:r>
+          </w:p>
+        </w:tc>
+        <w:tc>
+          <w:tcPr>
+            <w:tcW w:type="dxa" w:w="1300"/>
+          </w:tcPr>
+          <w:p>
+            <w:r>
+              <w:t xml:space="preserve">Implemented</w:t>
+            </w:r>
+          </w:p>
+        </w:tc>
+        <w:tc>
+          <w:tcPr>
+            <w:tcW w:type="dxa" w:w="1100"/>
+          </w:tcPr>
+          <w:p>
+            <w:r/>
+          </w:p>
+        </w:tc>
+        <w:tc>
+          <w:tcPr>
+            <w:tcW w:type="dxa" w:w="1100"/>
+          </w:tcPr>
+          <w:p>
+            <w:r/>
+          </w:p>
+        </w:tc>
+      </w:tr>
+      <w:tr>
+        <w:tc>
+          <w:tcPr>
+            <w:tcW w:type="dxa" w:w="500"/>
+          </w:tcPr>
+          <w:p>
+            <w:r>
+              <w:t xml:space="preserve">14</w:t>
+            </w:r>
+          </w:p>
+        </w:tc>
+        <w:tc>
+          <w:tcPr>
+            <w:tcW w:type="dxa" w:w="1500"/>
+          </w:tcPr>
+          <w:p>
+            <w:r>
+              <w:t xml:space="preserve">SHARED</w:t>
+            </w:r>
+          </w:p>
+        </w:tc>
+        <w:tc>
+          <w:tcPr>
+            <w:tcW w:type="dxa" w:w="3140"/>
+          </w:tcPr>
+          <w:p>
+            <w:r>
+              <w:t xml:space="preserve">HUB_RISK_OBJECT</w:t>
+            </w:r>
+          </w:p>
+        </w:tc>
+        <w:tc>
+          <w:tcPr>
+            <w:tcW w:type="dxa" w:w="1300"/>
+          </w:tcPr>
+          <w:p>
+            <w:r>
+              <w:t xml:space="preserve">Implemented</w:t>
+            </w:r>
+          </w:p>
+        </w:tc>
+        <w:tc>
+          <w:tcPr>
+            <w:tcW w:type="dxa" w:w="1100"/>
+          </w:tcPr>
+          <w:p>
+            <w:r/>
+          </w:p>
+        </w:tc>
+        <w:tc>
+          <w:tcPr>
+            <w:tcW w:type="dxa" w:w="1100"/>
+          </w:tcPr>
+          <w:p>
+            <w:r/>
+          </w:p>
+        </w:tc>
+      </w:tr>
+      <w:tr>
+        <w:tc>
+          <w:tcPr>
+            <w:tcW w:type="dxa" w:w="500"/>
+          </w:tcPr>
+          <w:p>
+            <w:r>
+              <w:t xml:space="preserve">15</w:t>
+            </w:r>
+          </w:p>
+        </w:tc>
+        <w:tc>
+          <w:tcPr>
+            <w:tcW w:type="dxa" w:w="1500"/>
+          </w:tcPr>
+          <w:p>
+            <w:r>
+              <w:t xml:space="preserve">SHARED</w:t>
+            </w:r>
+          </w:p>
+        </w:tc>
+        <w:tc>
+          <w:tcPr>
+            <w:tcW w:type="dxa" w:w="3140"/>
+          </w:tcPr>
+          <w:p>
+            <w:r>
+              <w:t xml:space="preserve">Same business key under more than one hash key</w:t>
+            </w:r>
+          </w:p>
+        </w:tc>
+        <w:tc>
+          <w:tcPr>
+            <w:tcW w:type="dxa" w:w="1300"/>
+          </w:tcPr>
+          <w:p>
+            <w:r>
+              <w:t xml:space="preserve">Informational</w:t>
+            </w:r>
+          </w:p>
+        </w:tc>
+        <w:tc>
+          <w:tcPr>
+            <w:tcW w:type="dxa" w:w="1100"/>
+          </w:tcPr>
+          <w:p>
+            <w:r/>
+          </w:p>
+        </w:tc>
+        <w:tc>
+          <w:tcPr>
+            <w:tcW w:type="dxa" w:w="1100"/>
+          </w:tcPr>
+          <w:p>
+            <w:r/>
+          </w:p>
+        </w:tc>
+      </w:tr>
+    </w:tbl>
+    <w:p/>
+    <w:p>
+      <w:pPr>
+        <w:pStyle w:val="Heading1"/>
+      </w:pPr>
+      <w:r>
+        <w:t xml:space="preserve">Validation Queries</w:t>
+      </w:r>
+    </w:p>
+    <w:p>
+      <w:pPr>
+        <w:pStyle w:val="Heading2"/>
+      </w:pPr>
+      <w:r>
+        <w:t xml:space="preserve">1. SHARED — HUB_PARTY</w:t>
+      </w:r>
+    </w:p>
+    <w:tbl>
+      <w:tblPr>
+        <w:tblStyle w:val="LightList-Accent1"/>
+        <w:tblW w:type="auto" w:w="0"/>
+        <w:tblLook w:firstColumn="1" w:firstRow="1" w:lastColumn="0" w:lastRow="0" w:noHBand="0" w:noVBand="1" w:val="04A0"/>
+      </w:tblPr>
+      <w:tblGrid>
+        <w:gridCol w:w="3000"/>
+        <w:gridCol w:w="5640"/>
+      </w:tblGrid>
+      <w:tr>
+        <w:tc>
+          <w:tcPr>
+            <w:tcW w:type="dxa" w:w="3000"/>
+          </w:tcPr>
+          <w:p>
+            <w:r>
+              <w:rPr>
+                <w:b/>
+              </w:rPr>
+              <w:t xml:space="preserve">Project</w:t>
+            </w:r>
+          </w:p>
+        </w:tc>
+        <w:tc>
+          <w:tcPr>
+            <w:tcW w:type="dxa" w:w="5640"/>
+          </w:tcPr>
+          <w:p>
+            <w:r>
+              <w:t xml:space="preserve">SHARED</w:t>
+            </w:r>
+          </w:p>
+        </w:tc>
+      </w:tr>
+      <w:tr>
+        <w:tc>
+          <w:tcPr>
+            <w:tcW w:type="dxa" w:w="3000"/>
+          </w:tcPr>
+          <w:p>
+            <w:r>
+              <w:rPr>
+                <w:b/>
+              </w:rPr>
+              <w:t xml:space="preserve">Hub table</w:t>
+            </w:r>
+          </w:p>
+        </w:tc>
+        <w:tc>
+          <w:tcPr>
+            <w:tcW w:type="dxa" w:w="5640"/>
+          </w:tcPr>
+          <w:p>
+            <w:r>
+              <w:t xml:space="preserve">HUB_PARTY</w:t>
+            </w:r>
+          </w:p>
+        </w:tc>
+      </w:tr>
+      <w:tr>
+        <w:tc>
+          <w:tcPr>
+            <w:tcW w:type="dxa" w:w="3000"/>
+          </w:tcPr>
+          <w:p>
+            <w:r>
+              <w:rPr>
+                <w:b/>
+              </w:rPr>
+              <w:t xml:space="preserve">Status</w:t>
+            </w:r>
+          </w:p>
+        </w:tc>
+        <w:tc>
+          <w:tcPr>
+            <w:tcW w:type="dxa" w:w="5640"/>
+          </w:tcPr>
+          <w:p>
+            <w:r>
+              <w:t xml:space="preserve">Implemented</w:t>
+            </w:r>
+          </w:p>
+        </w:tc>
+      </w:tr>
+      <w:tr>
+        <w:tc>
+          <w:tcPr>
+            <w:tcW w:type="dxa" w:w="3000"/>
+          </w:tcPr>
+          <w:p>
+            <w:r>
+              <w:rPr>
+                <w:b/>
+              </w:rPr>
+              <w:t xml:space="preserve">Pass criteria</w:t>
+            </w:r>
+          </w:p>
+        </w:tc>
+        <w:tc>
+          <w:tcPr>
+            <w:tcW w:type="dxa" w:w="5640"/>
+          </w:tcPr>
+          <w:p>
+            <w:r>
+              <w:t xml:space="preserve">0 rows returned</w:t>
+            </w:r>
+          </w:p>
+        </w:tc>
+      </w:tr>
+      <w:tr>
+        <w:tc>
+          <w:tcPr>
+            <w:tcW w:type="dxa" w:w="3000"/>
+          </w:tcPr>
+          <w:p>
+            <w:r>
+              <w:rPr>
+                <w:b/>
+              </w:rPr>
+              <w:t xml:space="preserve">Result (Pass / Fail / NA)</w:t>
+            </w:r>
+          </w:p>
+        </w:tc>
+        <w:tc>
+          <w:tcPr>
+            <w:tcW w:type="dxa" w:w="5640"/>
+          </w:tcPr>
+          <w:p>
+            <w:r/>
+          </w:p>
+        </w:tc>
+      </w:tr>
+      <w:tr>
+        <w:tc>
+          <w:tcPr>
+            <w:tcW w:type="dxa" w:w="3000"/>
+          </w:tcPr>
+          <w:p>
+            <w:r>
+              <w:rPr>
+                <w:b/>
+              </w:rPr>
+              <w:t xml:space="preserve">Rows returned (count)</w:t>
+            </w:r>
+          </w:p>
+        </w:tc>
+        <w:tc>
+          <w:tcPr>
+            <w:tcW w:type="dxa" w:w="5640"/>
+          </w:tcPr>
+          <w:p>
+            <w:r/>
+          </w:p>
+        </w:tc>
+      </w:tr>
+      <w:tr>
+        <w:tc>
+          <w:tcPr>
+            <w:tcW w:type="dxa" w:w="3000"/>
+          </w:tcPr>
+          <w:p>
+            <w:r>
+              <w:rPr>
+                <w:b/>
+              </w:rPr>
+              <w:t xml:space="preserve">Remarks</w:t>
+            </w:r>
+          </w:p>
+        </w:tc>
+        <w:tc>
+          <w:tcPr>
+            <w:tcW w:type="dxa" w:w="5640"/>
           </w:tcPr>
           <w:p>
             <w:r/>
@@ -395,7 +1490,7 @@
         <w:t xml:space="preserve">Note: </w:t>
       </w:r>
       <w:r>
-        <w:t>(hash key PARTY_HKEY, business key PARENT_BK)</w:t>
+        <w:t xml:space="preserve">(hash key PARTY_HKEY, business key PARENT_BK). Loaded by: MAXIMUS, OPUS.</w:t>
       </w:r>
     </w:p>
     <w:p>
@@ -403,7 +1498,7 @@
         <w:rPr>
           <w:b/>
         </w:rPr>
-        <w:t>SQL query</w:t>
+        <w:t xml:space="preserve">SQL query</w:t>
       </w:r>
     </w:p>
     <w:tbl>
@@ -421,25 +1516,22 @@
             <w:tcW w:type="dxa" w:w="8640"/>
           </w:tcPr>
           <w:p>
-            <w:r/>
-          </w:p>
-          <w:p>
             <w:r>
               <w:rPr>
                 <w:rFonts w:ascii="Consolas" w:hAnsi="Consolas"/>
                 <w:sz w:val="17"/>
               </w:rPr>
-              <w:t>select 'HUB_PARTY' as hub, PARTY_HKEY as hash_key,</w:t>
+              <w:t xml:space="preserve">select 'HUB_PARTY' as hub, PARTY_HKEY as hash_key,</w:t>
               <w:br/>
               <w:t xml:space="preserve">       count(*) as row_count, count(distinct PARENT_BK) as distinct_bk,</w:t>
               <w:br/>
-              <w:t xml:space="preserve">       min(PARENT_BK) as sample_bk</w:t>
+              <w:t xml:space="preserve">       min(PARENT_BK) as sample_bk, listagg(distinct RECORD_SOURCE, ', ') as record_sources</w:t>
               <w:br/>
               <w:t xml:space="preserve">  from BAGIC_PREPROD_CURATED_DB.BGIL_DATA_MODEL.HUB_PARTY</w:t>
               <w:br/>
               <w:t xml:space="preserve"> group by PARTY_HKEY</w:t>
               <w:br/>
-              <w:t>having count(*) &gt; 1</w:t>
+              <w:t xml:space="preserve">having count(*) &gt; 1</w:t>
               <w:br/>
               <w:t xml:space="preserve"> order by row_count desc;</w:t>
             </w:r>
@@ -452,7 +1544,7 @@
         <w:rPr>
           <w:b/>
         </w:rPr>
-        <w:t>Query output (attach / paste below)</w:t>
+        <w:t xml:space="preserve">Query output (attach / paste below)</w:t>
       </w:r>
     </w:p>
     <w:tbl>
@@ -474,7 +1566,7 @@
               <w:rPr>
                 <w:i/>
               </w:rPr>
-              <w:t>Output:</w:t>
+              <w:t xml:space="preserve">Output:</w:t>
             </w:r>
           </w:p>
         </w:tc>
@@ -500,7 +1592,7 @@
         <w:pStyle w:val="Heading2"/>
       </w:pPr>
       <w:r>
-        <w:t>2. HUB_STAKE_CODE</w:t>
+        <w:t xml:space="preserve">2. SHARED — HUB_STAKE_CODE</w:t>
       </w:r>
     </w:p>
     <w:tbl>
@@ -510,30 +1602,30 @@
         <w:tblLook w:firstColumn="1" w:firstRow="1" w:lastColumn="0" w:lastRow="0" w:noHBand="0" w:noVBand="1" w:val="04A0"/>
       </w:tblPr>
       <w:tblGrid>
-        <w:gridCol w:w="4320"/>
-        <w:gridCol w:w="4320"/>
+        <w:gridCol w:w="3000"/>
+        <w:gridCol w:w="5640"/>
       </w:tblGrid>
       <w:tr>
         <w:tc>
           <w:tcPr>
-            <w:tcW w:type="dxa" w:w="4320"/>
+            <w:tcW w:type="dxa" w:w="3000"/>
           </w:tcPr>
           <w:p>
             <w:r>
               <w:rPr>
                 <w:b/>
               </w:rPr>
-              <w:t>Hub table</w:t>
+              <w:t xml:space="preserve">Project</w:t>
             </w:r>
           </w:p>
         </w:tc>
         <w:tc>
           <w:tcPr>
-            <w:tcW w:type="dxa" w:w="4320"/>
+            <w:tcW w:type="dxa" w:w="5640"/>
           </w:tcPr>
           <w:p>
             <w:r>
-              <w:t>HUB_STAKE_CODE</w:t>
+              <w:t xml:space="preserve">SHARED</w:t>
             </w:r>
           </w:p>
         </w:tc>
@@ -541,24 +1633,24 @@
       <w:tr>
         <w:tc>
           <w:tcPr>
-            <w:tcW w:type="dxa" w:w="4320"/>
+            <w:tcW w:type="dxa" w:w="3000"/>
           </w:tcPr>
           <w:p>
             <w:r>
               <w:rPr>
                 <w:b/>
               </w:rPr>
-              <w:t>Status</w:t>
+              <w:t xml:space="preserve">Hub table</w:t>
             </w:r>
           </w:p>
         </w:tc>
         <w:tc>
           <w:tcPr>
-            <w:tcW w:type="dxa" w:w="4320"/>
+            <w:tcW w:type="dxa" w:w="5640"/>
           </w:tcPr>
           <w:p>
             <w:r>
-              <w:t>Implemented</w:t>
+              <w:t xml:space="preserve">HUB_STAKE_CODE</w:t>
             </w:r>
           </w:p>
         </w:tc>
@@ -566,24 +1658,24 @@
       <w:tr>
         <w:tc>
           <w:tcPr>
-            <w:tcW w:type="dxa" w:w="4320"/>
+            <w:tcW w:type="dxa" w:w="3000"/>
           </w:tcPr>
           <w:p>
             <w:r>
               <w:rPr>
                 <w:b/>
               </w:rPr>
-              <w:t>Pass criteria</w:t>
+              <w:t xml:space="preserve">Status</w:t>
             </w:r>
           </w:p>
         </w:tc>
         <w:tc>
           <w:tcPr>
-            <w:tcW w:type="dxa" w:w="4320"/>
+            <w:tcW w:type="dxa" w:w="5640"/>
           </w:tcPr>
           <w:p>
             <w:r>
-              <w:t>0 rows returned</w:t>
+              <w:t xml:space="preserve">Implemented</w:t>
             </w:r>
           </w:p>
         </w:tc>
@@ -591,43 +1683,91 @@
       <w:tr>
         <w:tc>
           <w:tcPr>
-            <w:tcW w:type="dxa" w:w="4320"/>
+            <w:tcW w:type="dxa" w:w="3000"/>
           </w:tcPr>
           <w:p>
             <w:r>
               <w:rPr>
                 <w:b/>
               </w:rPr>
-              <w:t>Result (Pass / Fail / NA)</w:t>
+              <w:t xml:space="preserve">Pass criteria</w:t>
             </w:r>
           </w:p>
         </w:tc>
         <w:tc>
           <w:tcPr>
-            <w:tcW w:type="dxa" w:w="4320"/>
-          </w:tcPr>
-          <w:p>
-            <w:r/>
+            <w:tcW w:type="dxa" w:w="5640"/>
+          </w:tcPr>
+          <w:p>
+            <w:r>
+              <w:t xml:space="preserve">0 rows returned</w:t>
+            </w:r>
           </w:p>
         </w:tc>
       </w:tr>
       <w:tr>
         <w:tc>
           <w:tcPr>
-            <w:tcW w:type="dxa" w:w="4320"/>
+            <w:tcW w:type="dxa" w:w="3000"/>
           </w:tcPr>
           <w:p>
             <w:r>
               <w:rPr>
                 <w:b/>
               </w:rPr>
-              <w:t>Rows returned (count)</w:t>
+              <w:t xml:space="preserve">Result (Pass / Fail / NA)</w:t>
             </w:r>
           </w:p>
         </w:tc>
         <w:tc>
           <w:tcPr>
-            <w:tcW w:type="dxa" w:w="4320"/>
+            <w:tcW w:type="dxa" w:w="5640"/>
+          </w:tcPr>
+          <w:p>
+            <w:r/>
+          </w:p>
+        </w:tc>
+      </w:tr>
+      <w:tr>
+        <w:tc>
+          <w:tcPr>
+            <w:tcW w:type="dxa" w:w="3000"/>
+          </w:tcPr>
+          <w:p>
+            <w:r>
+              <w:rPr>
+                <w:b/>
+              </w:rPr>
+              <w:t xml:space="preserve">Rows returned (count)</w:t>
+            </w:r>
+          </w:p>
+        </w:tc>
+        <w:tc>
+          <w:tcPr>
+            <w:tcW w:type="dxa" w:w="5640"/>
+          </w:tcPr>
+          <w:p>
+            <w:r/>
+          </w:p>
+        </w:tc>
+      </w:tr>
+      <w:tr>
+        <w:tc>
+          <w:tcPr>
+            <w:tcW w:type="dxa" w:w="3000"/>
+          </w:tcPr>
+          <w:p>
+            <w:r>
+              <w:rPr>
+                <w:b/>
+              </w:rPr>
+              <w:t xml:space="preserve">Remarks</w:t>
+            </w:r>
+          </w:p>
+        </w:tc>
+        <w:tc>
+          <w:tcPr>
+            <w:tcW w:type="dxa" w:w="5640"/>
           </w:tcPr>
           <w:p>
             <w:r/>
@@ -644,7 +1784,7 @@
         <w:t xml:space="preserve">Note: </w:t>
       </w:r>
       <w:r>
-        <w:t>(hash key STAKE_CODE_HKEY, business key STAKE_CODE_BK)</w:t>
+        <w:t xml:space="preserve">(hash key STAKE_CODE_HKEY, business key STAKE_CODE_BK). Loaded by: MAXIMUS.</w:t>
       </w:r>
     </w:p>
     <w:p>
@@ -652,7 +1792,7 @@
         <w:rPr>
           <w:b/>
         </w:rPr>
-        <w:t>SQL query</w:t>
+        <w:t xml:space="preserve">SQL query</w:t>
       </w:r>
     </w:p>
     <w:tbl>
@@ -670,25 +1810,22 @@
             <w:tcW w:type="dxa" w:w="8640"/>
           </w:tcPr>
           <w:p>
-            <w:r/>
-          </w:p>
-          <w:p>
             <w:r>
               <w:rPr>
                 <w:rFonts w:ascii="Consolas" w:hAnsi="Consolas"/>
                 <w:sz w:val="17"/>
               </w:rPr>
-              <w:t>select 'HUB_STAKE_CODE' as hub, STAKE_CODE_HKEY as hash_key,</w:t>
+              <w:t xml:space="preserve">select 'HUB_STAKE_CODE' as hub, STAKE_CODE_HKEY as hash_key,</w:t>
               <w:br/>
               <w:t xml:space="preserve">       count(*) as row_count, count(distinct STAKE_CODE_BK) as distinct_bk,</w:t>
               <w:br/>
-              <w:t xml:space="preserve">       min(STAKE_CODE_BK) as sample_bk</w:t>
+              <w:t xml:space="preserve">       min(STAKE_CODE_BK) as sample_bk, listagg(distinct RECORD_SOURCE, ', ') as record_sources</w:t>
               <w:br/>
               <w:t xml:space="preserve">  from BAGIC_PREPROD_CURATED_DB.BGIL_DATA_MODEL.HUB_STAKE_CODE</w:t>
               <w:br/>
               <w:t xml:space="preserve"> group by STAKE_CODE_HKEY</w:t>
               <w:br/>
-              <w:t>having count(*) &gt; 1</w:t>
+              <w:t xml:space="preserve">having count(*) &gt; 1</w:t>
               <w:br/>
               <w:t xml:space="preserve"> order by row_count desc;</w:t>
             </w:r>
@@ -701,7 +1838,7 @@
         <w:rPr>
           <w:b/>
         </w:rPr>
-        <w:t>Query output (attach / paste below)</w:t>
+        <w:t xml:space="preserve">Query output (attach / paste below)</w:t>
       </w:r>
     </w:p>
     <w:tbl>
@@ -723,7 +1860,7 @@
               <w:rPr>
                 <w:i/>
               </w:rPr>
-              <w:t>Output:</w:t>
+              <w:t xml:space="preserve">Output:</w:t>
             </w:r>
           </w:p>
         </w:tc>
@@ -749,7 +1886,7 @@
         <w:pStyle w:val="Heading2"/>
       </w:pPr>
       <w:r>
-        <w:t>3. HUB_LOCATION</w:t>
+        <w:t xml:space="preserve">3. SHARED — HUB_LOCATION</w:t>
       </w:r>
     </w:p>
     <w:tbl>
@@ -759,30 +1896,30 @@
         <w:tblLook w:firstColumn="1" w:firstRow="1" w:lastColumn="0" w:lastRow="0" w:noHBand="0" w:noVBand="1" w:val="04A0"/>
       </w:tblPr>
       <w:tblGrid>
-        <w:gridCol w:w="4320"/>
-        <w:gridCol w:w="4320"/>
+        <w:gridCol w:w="3000"/>
+        <w:gridCol w:w="5640"/>
       </w:tblGrid>
       <w:tr>
         <w:tc>
           <w:tcPr>
-            <w:tcW w:type="dxa" w:w="4320"/>
+            <w:tcW w:type="dxa" w:w="3000"/>
           </w:tcPr>
           <w:p>
             <w:r>
               <w:rPr>
                 <w:b/>
               </w:rPr>
-              <w:t>Hub table</w:t>
+              <w:t xml:space="preserve">Project</w:t>
             </w:r>
           </w:p>
         </w:tc>
         <w:tc>
           <w:tcPr>
-            <w:tcW w:type="dxa" w:w="4320"/>
+            <w:tcW w:type="dxa" w:w="5640"/>
           </w:tcPr>
           <w:p>
             <w:r>
-              <w:t>HUB_LOCATION</w:t>
+              <w:t xml:space="preserve">SHARED</w:t>
             </w:r>
           </w:p>
         </w:tc>
@@ -790,24 +1927,24 @@
       <w:tr>
         <w:tc>
           <w:tcPr>
-            <w:tcW w:type="dxa" w:w="4320"/>
+            <w:tcW w:type="dxa" w:w="3000"/>
           </w:tcPr>
           <w:p>
             <w:r>
               <w:rPr>
                 <w:b/>
               </w:rPr>
-              <w:t>Status</w:t>
+              <w:t xml:space="preserve">Hub table</w:t>
             </w:r>
           </w:p>
         </w:tc>
         <w:tc>
           <w:tcPr>
-            <w:tcW w:type="dxa" w:w="4320"/>
+            <w:tcW w:type="dxa" w:w="5640"/>
           </w:tcPr>
           <w:p>
             <w:r>
-              <w:t>Implemented</w:t>
+              <w:t xml:space="preserve">HUB_LOCATION</w:t>
             </w:r>
           </w:p>
         </w:tc>
@@ -815,24 +1952,24 @@
       <w:tr>
         <w:tc>
           <w:tcPr>
-            <w:tcW w:type="dxa" w:w="4320"/>
+            <w:tcW w:type="dxa" w:w="3000"/>
           </w:tcPr>
           <w:p>
             <w:r>
               <w:rPr>
                 <w:b/>
               </w:rPr>
-              <w:t>Pass criteria</w:t>
+              <w:t xml:space="preserve">Status</w:t>
             </w:r>
           </w:p>
         </w:tc>
         <w:tc>
           <w:tcPr>
-            <w:tcW w:type="dxa" w:w="4320"/>
+            <w:tcW w:type="dxa" w:w="5640"/>
           </w:tcPr>
           <w:p>
             <w:r>
-              <w:t>0 rows returned</w:t>
+              <w:t xml:space="preserve">Implemented</w:t>
             </w:r>
           </w:p>
         </w:tc>
@@ -840,43 +1977,91 @@
       <w:tr>
         <w:tc>
           <w:tcPr>
-            <w:tcW w:type="dxa" w:w="4320"/>
+            <w:tcW w:type="dxa" w:w="3000"/>
           </w:tcPr>
           <w:p>
             <w:r>
               <w:rPr>
                 <w:b/>
               </w:rPr>
-              <w:t>Result (Pass / Fail / NA)</w:t>
+              <w:t xml:space="preserve">Pass criteria</w:t>
             </w:r>
           </w:p>
         </w:tc>
         <w:tc>
           <w:tcPr>
-            <w:tcW w:type="dxa" w:w="4320"/>
-          </w:tcPr>
-          <w:p>
-            <w:r/>
+            <w:tcW w:type="dxa" w:w="5640"/>
+          </w:tcPr>
+          <w:p>
+            <w:r>
+              <w:t xml:space="preserve">0 rows returned</w:t>
+            </w:r>
           </w:p>
         </w:tc>
       </w:tr>
       <w:tr>
         <w:tc>
           <w:tcPr>
-            <w:tcW w:type="dxa" w:w="4320"/>
+            <w:tcW w:type="dxa" w:w="3000"/>
           </w:tcPr>
           <w:p>
             <w:r>
               <w:rPr>
                 <w:b/>
               </w:rPr>
-              <w:t>Rows returned (count)</w:t>
+              <w:t xml:space="preserve">Result (Pass / Fail / NA)</w:t>
             </w:r>
           </w:p>
         </w:tc>
         <w:tc>
           <w:tcPr>
-            <w:tcW w:type="dxa" w:w="4320"/>
+            <w:tcW w:type="dxa" w:w="5640"/>
+          </w:tcPr>
+          <w:p>
+            <w:r/>
+          </w:p>
+        </w:tc>
+      </w:tr>
+      <w:tr>
+        <w:tc>
+          <w:tcPr>
+            <w:tcW w:type="dxa" w:w="3000"/>
+          </w:tcPr>
+          <w:p>
+            <w:r>
+              <w:rPr>
+                <w:b/>
+              </w:rPr>
+              <w:t xml:space="preserve">Rows returned (count)</w:t>
+            </w:r>
+          </w:p>
+        </w:tc>
+        <w:tc>
+          <w:tcPr>
+            <w:tcW w:type="dxa" w:w="5640"/>
+          </w:tcPr>
+          <w:p>
+            <w:r/>
+          </w:p>
+        </w:tc>
+      </w:tr>
+      <w:tr>
+        <w:tc>
+          <w:tcPr>
+            <w:tcW w:type="dxa" w:w="3000"/>
+          </w:tcPr>
+          <w:p>
+            <w:r>
+              <w:rPr>
+                <w:b/>
+              </w:rPr>
+              <w:t xml:space="preserve">Remarks</w:t>
+            </w:r>
+          </w:p>
+        </w:tc>
+        <w:tc>
+          <w:tcPr>
+            <w:tcW w:type="dxa" w:w="5640"/>
           </w:tcPr>
           <w:p>
             <w:r/>
@@ -893,7 +2078,7 @@
         <w:t xml:space="preserve">Note: </w:t>
       </w:r>
       <w:r>
-        <w:t>(hash key LOCATION_HKEY, business key PARENT_BK)</w:t>
+        <w:t xml:space="preserve">(hash key LOCATION_HKEY, business key PARENT_BK). Loaded by: MAXIMUS, OPUS.</w:t>
       </w:r>
     </w:p>
     <w:p>
@@ -901,7 +2086,7 @@
         <w:rPr>
           <w:b/>
         </w:rPr>
-        <w:t>SQL query</w:t>
+        <w:t xml:space="preserve">SQL query</w:t>
       </w:r>
     </w:p>
     <w:tbl>
@@ -919,25 +2104,22 @@
             <w:tcW w:type="dxa" w:w="8640"/>
           </w:tcPr>
           <w:p>
-            <w:r/>
-          </w:p>
-          <w:p>
             <w:r>
               <w:rPr>
                 <w:rFonts w:ascii="Consolas" w:hAnsi="Consolas"/>
                 <w:sz w:val="17"/>
               </w:rPr>
-              <w:t>select 'HUB_LOCATION' as hub, LOCATION_HKEY as hash_key,</w:t>
+              <w:t xml:space="preserve">select 'HUB_LOCATION' as hub, LOCATION_HKEY as hash_key,</w:t>
               <w:br/>
               <w:t xml:space="preserve">       count(*) as row_count, count(distinct PARENT_BK) as distinct_bk,</w:t>
               <w:br/>
-              <w:t xml:space="preserve">       min(PARENT_BK) as sample_bk</w:t>
+              <w:t xml:space="preserve">       min(PARENT_BK) as sample_bk, listagg(distinct RECORD_SOURCE, ', ') as record_sources</w:t>
               <w:br/>
               <w:t xml:space="preserve">  from BAGIC_PREPROD_CURATED_DB.BGIL_DATA_MODEL.HUB_LOCATION</w:t>
               <w:br/>
               <w:t xml:space="preserve"> group by LOCATION_HKEY</w:t>
               <w:br/>
-              <w:t>having count(*) &gt; 1</w:t>
+              <w:t xml:space="preserve">having count(*) &gt; 1</w:t>
               <w:br/>
               <w:t xml:space="preserve"> order by row_count desc;</w:t>
             </w:r>
@@ -950,7 +2132,7 @@
         <w:rPr>
           <w:b/>
         </w:rPr>
-        <w:t>Query output (attach / paste below)</w:t>
+        <w:t xml:space="preserve">Query output (attach / paste below)</w:t>
       </w:r>
     </w:p>
     <w:tbl>
@@ -972,7 +2154,7 @@
               <w:rPr>
                 <w:i/>
               </w:rPr>
-              <w:t>Output:</w:t>
+              <w:t xml:space="preserve">Output:</w:t>
             </w:r>
           </w:p>
         </w:tc>
@@ -998,7 +2180,7 @@
         <w:pStyle w:val="Heading2"/>
       </w:pPr>
       <w:r>
-        <w:t>4. HUB_PAYMENT_INSTRUMENT</w:t>
+        <w:t xml:space="preserve">4. SHARED — HUB_PAYMENT_INSTRUMENT</w:t>
       </w:r>
     </w:p>
     <w:tbl>
@@ -1008,30 +2190,30 @@
         <w:tblLook w:firstColumn="1" w:firstRow="1" w:lastColumn="0" w:lastRow="0" w:noHBand="0" w:noVBand="1" w:val="04A0"/>
       </w:tblPr>
       <w:tblGrid>
-        <w:gridCol w:w="4320"/>
-        <w:gridCol w:w="4320"/>
+        <w:gridCol w:w="3000"/>
+        <w:gridCol w:w="5640"/>
       </w:tblGrid>
       <w:tr>
         <w:tc>
           <w:tcPr>
-            <w:tcW w:type="dxa" w:w="4320"/>
+            <w:tcW w:type="dxa" w:w="3000"/>
           </w:tcPr>
           <w:p>
             <w:r>
               <w:rPr>
                 <w:b/>
               </w:rPr>
-              <w:t>Hub table</w:t>
+              <w:t xml:space="preserve">Project</w:t>
             </w:r>
           </w:p>
         </w:tc>
         <w:tc>
           <w:tcPr>
-            <w:tcW w:type="dxa" w:w="4320"/>
+            <w:tcW w:type="dxa" w:w="5640"/>
           </w:tcPr>
           <w:p>
             <w:r>
-              <w:t>HUB_PAYMENT_INSTRUMENT</w:t>
+              <w:t xml:space="preserve">SHARED</w:t>
             </w:r>
           </w:p>
         </w:tc>
@@ -1039,24 +2221,24 @@
       <w:tr>
         <w:tc>
           <w:tcPr>
-            <w:tcW w:type="dxa" w:w="4320"/>
+            <w:tcW w:type="dxa" w:w="3000"/>
           </w:tcPr>
           <w:p>
             <w:r>
               <w:rPr>
                 <w:b/>
               </w:rPr>
-              <w:t>Status</w:t>
+              <w:t xml:space="preserve">Hub table</w:t>
             </w:r>
           </w:p>
         </w:tc>
         <w:tc>
           <w:tcPr>
-            <w:tcW w:type="dxa" w:w="4320"/>
+            <w:tcW w:type="dxa" w:w="5640"/>
           </w:tcPr>
           <w:p>
             <w:r>
-              <w:t>Implemented</w:t>
+              <w:t xml:space="preserve">HUB_PAYMENT_INSTRUMENT</w:t>
             </w:r>
           </w:p>
         </w:tc>
@@ -1064,24 +2246,24 @@
       <w:tr>
         <w:tc>
           <w:tcPr>
-            <w:tcW w:type="dxa" w:w="4320"/>
+            <w:tcW w:type="dxa" w:w="3000"/>
           </w:tcPr>
           <w:p>
             <w:r>
               <w:rPr>
                 <w:b/>
               </w:rPr>
-              <w:t>Pass criteria</w:t>
+              <w:t xml:space="preserve">Status</w:t>
             </w:r>
           </w:p>
         </w:tc>
         <w:tc>
           <w:tcPr>
-            <w:tcW w:type="dxa" w:w="4320"/>
+            <w:tcW w:type="dxa" w:w="5640"/>
           </w:tcPr>
           <w:p>
             <w:r>
-              <w:t>0 rows returned</w:t>
+              <w:t xml:space="preserve">Implemented</w:t>
             </w:r>
           </w:p>
         </w:tc>
@@ -1089,43 +2271,91 @@
       <w:tr>
         <w:tc>
           <w:tcPr>
-            <w:tcW w:type="dxa" w:w="4320"/>
+            <w:tcW w:type="dxa" w:w="3000"/>
           </w:tcPr>
           <w:p>
             <w:r>
               <w:rPr>
                 <w:b/>
               </w:rPr>
-              <w:t>Result (Pass / Fail / NA)</w:t>
+              <w:t xml:space="preserve">Pass criteria</w:t>
             </w:r>
           </w:p>
         </w:tc>
         <w:tc>
           <w:tcPr>
-            <w:tcW w:type="dxa" w:w="4320"/>
-          </w:tcPr>
-          <w:p>
-            <w:r/>
+            <w:tcW w:type="dxa" w:w="5640"/>
+          </w:tcPr>
+          <w:p>
+            <w:r>
+              <w:t xml:space="preserve">0 rows returned</w:t>
+            </w:r>
           </w:p>
         </w:tc>
       </w:tr>
       <w:tr>
         <w:tc>
           <w:tcPr>
-            <w:tcW w:type="dxa" w:w="4320"/>
+            <w:tcW w:type="dxa" w:w="3000"/>
           </w:tcPr>
           <w:p>
             <w:r>
               <w:rPr>
                 <w:b/>
               </w:rPr>
-              <w:t>Rows returned (count)</w:t>
+              <w:t xml:space="preserve">Result (Pass / Fail / NA)</w:t>
             </w:r>
           </w:p>
         </w:tc>
         <w:tc>
           <w:tcPr>
-            <w:tcW w:type="dxa" w:w="4320"/>
+            <w:tcW w:type="dxa" w:w="5640"/>
+          </w:tcPr>
+          <w:p>
+            <w:r/>
+          </w:p>
+        </w:tc>
+      </w:tr>
+      <w:tr>
+        <w:tc>
+          <w:tcPr>
+            <w:tcW w:type="dxa" w:w="3000"/>
+          </w:tcPr>
+          <w:p>
+            <w:r>
+              <w:rPr>
+                <w:b/>
+              </w:rPr>
+              <w:t xml:space="preserve">Rows returned (count)</w:t>
+            </w:r>
+          </w:p>
+        </w:tc>
+        <w:tc>
+          <w:tcPr>
+            <w:tcW w:type="dxa" w:w="5640"/>
+          </w:tcPr>
+          <w:p>
+            <w:r/>
+          </w:p>
+        </w:tc>
+      </w:tr>
+      <w:tr>
+        <w:tc>
+          <w:tcPr>
+            <w:tcW w:type="dxa" w:w="3000"/>
+          </w:tcPr>
+          <w:p>
+            <w:r>
+              <w:rPr>
+                <w:b/>
+              </w:rPr>
+              <w:t xml:space="preserve">Remarks</w:t>
+            </w:r>
+          </w:p>
+        </w:tc>
+        <w:tc>
+          <w:tcPr>
+            <w:tcW w:type="dxa" w:w="5640"/>
           </w:tcPr>
           <w:p>
             <w:r/>
@@ -1142,7 +2372,7 @@
         <w:t xml:space="preserve">Note: </w:t>
       </w:r>
       <w:r>
-        <w:t>(hash key PAYMENT_INSTRUMENT_HKEY, business key PARENT_BK)</w:t>
+        <w:t xml:space="preserve">(hash key PAYMENT_INSTRUMENT_HKEY, business key PARENT_BK). Loaded by: MAXIMUS.</w:t>
       </w:r>
     </w:p>
     <w:p>
@@ -1150,7 +2380,7 @@
         <w:rPr>
           <w:b/>
         </w:rPr>
-        <w:t>SQL query</w:t>
+        <w:t xml:space="preserve">SQL query</w:t>
       </w:r>
     </w:p>
     <w:tbl>
@@ -1168,25 +2398,22 @@
             <w:tcW w:type="dxa" w:w="8640"/>
           </w:tcPr>
           <w:p>
-            <w:r/>
-          </w:p>
-          <w:p>
             <w:r>
               <w:rPr>
                 <w:rFonts w:ascii="Consolas" w:hAnsi="Consolas"/>
                 <w:sz w:val="17"/>
               </w:rPr>
-              <w:t>select 'HUB_PAYMENT_INSTRUMENT' as hub, PAYMENT_INSTRUMENT_HKEY as hash_key,</w:t>
+              <w:t xml:space="preserve">select 'HUB_PAYMENT_INSTRUMENT' as hub, PAYMENT_INSTRUMENT_HKEY as hash_key,</w:t>
               <w:br/>
               <w:t xml:space="preserve">       count(*) as row_count, count(distinct PARENT_BK) as distinct_bk,</w:t>
               <w:br/>
-              <w:t xml:space="preserve">       min(PARENT_BK) as sample_bk</w:t>
+              <w:t xml:space="preserve">       min(PARENT_BK) as sample_bk, listagg(distinct RECORD_SOURCE, ', ') as record_sources</w:t>
               <w:br/>
               <w:t xml:space="preserve">  from BAGIC_PREPROD_CURATED_DB.BGIL_DATA_MODEL.HUB_PAYMENT_INSTRUMENT</w:t>
               <w:br/>
               <w:t xml:space="preserve"> group by PAYMENT_INSTRUMENT_HKEY</w:t>
               <w:br/>
-              <w:t>having count(*) &gt; 1</w:t>
+              <w:t xml:space="preserve">having count(*) &gt; 1</w:t>
               <w:br/>
               <w:t xml:space="preserve"> order by row_count desc;</w:t>
             </w:r>
@@ -1199,7 +2426,7 @@
         <w:rPr>
           <w:b/>
         </w:rPr>
-        <w:t>Query output (attach / paste below)</w:t>
+        <w:t xml:space="preserve">Query output (attach / paste below)</w:t>
       </w:r>
     </w:p>
     <w:tbl>
@@ -1221,7 +2448,7 @@
               <w:rPr>
                 <w:i/>
               </w:rPr>
-              <w:t>Output:</w:t>
+              <w:t xml:space="preserve">Output:</w:t>
             </w:r>
           </w:p>
         </w:tc>
@@ -1247,7 +2474,7 @@
         <w:pStyle w:val="Heading2"/>
       </w:pPr>
       <w:r>
-        <w:t>5. HUB_PRODUCT</w:t>
+        <w:t xml:space="preserve">5. SHARED — HUB_PRODUCT</w:t>
       </w:r>
     </w:p>
     <w:tbl>
@@ -1257,30 +2484,30 @@
         <w:tblLook w:firstColumn="1" w:firstRow="1" w:lastColumn="0" w:lastRow="0" w:noHBand="0" w:noVBand="1" w:val="04A0"/>
       </w:tblPr>
       <w:tblGrid>
-        <w:gridCol w:w="4320"/>
-        <w:gridCol w:w="4320"/>
+        <w:gridCol w:w="3000"/>
+        <w:gridCol w:w="5640"/>
       </w:tblGrid>
       <w:tr>
         <w:tc>
           <w:tcPr>
-            <w:tcW w:type="dxa" w:w="4320"/>
+            <w:tcW w:type="dxa" w:w="3000"/>
           </w:tcPr>
           <w:p>
             <w:r>
               <w:rPr>
                 <w:b/>
               </w:rPr>
-              <w:t>Hub table</w:t>
+              <w:t xml:space="preserve">Project</w:t>
             </w:r>
           </w:p>
         </w:tc>
         <w:tc>
           <w:tcPr>
-            <w:tcW w:type="dxa" w:w="4320"/>
+            <w:tcW w:type="dxa" w:w="5640"/>
           </w:tcPr>
           <w:p>
             <w:r>
-              <w:t>HUB_PRODUCT</w:t>
+              <w:t xml:space="preserve">SHARED</w:t>
             </w:r>
           </w:p>
         </w:tc>
@@ -1288,24 +2515,24 @@
       <w:tr>
         <w:tc>
           <w:tcPr>
-            <w:tcW w:type="dxa" w:w="4320"/>
+            <w:tcW w:type="dxa" w:w="3000"/>
           </w:tcPr>
           <w:p>
             <w:r>
               <w:rPr>
                 <w:b/>
               </w:rPr>
-              <w:t>Status</w:t>
+              <w:t xml:space="preserve">Hub table</w:t>
             </w:r>
           </w:p>
         </w:tc>
         <w:tc>
           <w:tcPr>
-            <w:tcW w:type="dxa" w:w="4320"/>
+            <w:tcW w:type="dxa" w:w="5640"/>
           </w:tcPr>
           <w:p>
             <w:r>
-              <w:t>Implemented</w:t>
+              <w:t xml:space="preserve">HUB_PRODUCT</w:t>
             </w:r>
           </w:p>
         </w:tc>
@@ -1313,24 +2540,24 @@
       <w:tr>
         <w:tc>
           <w:tcPr>
-            <w:tcW w:type="dxa" w:w="4320"/>
+            <w:tcW w:type="dxa" w:w="3000"/>
           </w:tcPr>
           <w:p>
             <w:r>
               <w:rPr>
                 <w:b/>
               </w:rPr>
-              <w:t>Pass criteria</w:t>
+              <w:t xml:space="preserve">Status</w:t>
             </w:r>
           </w:p>
         </w:tc>
         <w:tc>
           <w:tcPr>
-            <w:tcW w:type="dxa" w:w="4320"/>
+            <w:tcW w:type="dxa" w:w="5640"/>
           </w:tcPr>
           <w:p>
             <w:r>
-              <w:t>0 rows returned</w:t>
+              <w:t xml:space="preserve">Implemented</w:t>
             </w:r>
           </w:p>
         </w:tc>
@@ -1338,43 +2565,91 @@
       <w:tr>
         <w:tc>
           <w:tcPr>
-            <w:tcW w:type="dxa" w:w="4320"/>
+            <w:tcW w:type="dxa" w:w="3000"/>
           </w:tcPr>
           <w:p>
             <w:r>
               <w:rPr>
                 <w:b/>
               </w:rPr>
-              <w:t>Result (Pass / Fail / NA)</w:t>
+              <w:t xml:space="preserve">Pass criteria</w:t>
             </w:r>
           </w:p>
         </w:tc>
         <w:tc>
           <w:tcPr>
-            <w:tcW w:type="dxa" w:w="4320"/>
-          </w:tcPr>
-          <w:p>
-            <w:r/>
+            <w:tcW w:type="dxa" w:w="5640"/>
+          </w:tcPr>
+          <w:p>
+            <w:r>
+              <w:t xml:space="preserve">0 rows returned</w:t>
+            </w:r>
           </w:p>
         </w:tc>
       </w:tr>
       <w:tr>
         <w:tc>
           <w:tcPr>
-            <w:tcW w:type="dxa" w:w="4320"/>
+            <w:tcW w:type="dxa" w:w="3000"/>
           </w:tcPr>
           <w:p>
             <w:r>
               <w:rPr>
                 <w:b/>
               </w:rPr>
-              <w:t>Rows returned (count)</w:t>
+              <w:t xml:space="preserve">Result (Pass / Fail / NA)</w:t>
             </w:r>
           </w:p>
         </w:tc>
         <w:tc>
           <w:tcPr>
-            <w:tcW w:type="dxa" w:w="4320"/>
+            <w:tcW w:type="dxa" w:w="5640"/>
+          </w:tcPr>
+          <w:p>
+            <w:r/>
+          </w:p>
+        </w:tc>
+      </w:tr>
+      <w:tr>
+        <w:tc>
+          <w:tcPr>
+            <w:tcW w:type="dxa" w:w="3000"/>
+          </w:tcPr>
+          <w:p>
+            <w:r>
+              <w:rPr>
+                <w:b/>
+              </w:rPr>
+              <w:t xml:space="preserve">Rows returned (count)</w:t>
+            </w:r>
+          </w:p>
+        </w:tc>
+        <w:tc>
+          <w:tcPr>
+            <w:tcW w:type="dxa" w:w="5640"/>
+          </w:tcPr>
+          <w:p>
+            <w:r/>
+          </w:p>
+        </w:tc>
+      </w:tr>
+      <w:tr>
+        <w:tc>
+          <w:tcPr>
+            <w:tcW w:type="dxa" w:w="3000"/>
+          </w:tcPr>
+          <w:p>
+            <w:r>
+              <w:rPr>
+                <w:b/>
+              </w:rPr>
+              <w:t xml:space="preserve">Remarks</w:t>
+            </w:r>
+          </w:p>
+        </w:tc>
+        <w:tc>
+          <w:tcPr>
+            <w:tcW w:type="dxa" w:w="5640"/>
           </w:tcPr>
           <w:p>
             <w:r/>
@@ -1391,7 +2666,7 @@
         <w:t xml:space="preserve">Note: </w:t>
       </w:r>
       <w:r>
-        <w:t>(hash key PRODUCT_HKEY, business key PARENT_BK)</w:t>
+        <w:t xml:space="preserve">(hash key PRODUCT_HKEY, business key PARENT_BK). Loaded by: MAXIMUS, OPUS.</w:t>
       </w:r>
     </w:p>
     <w:p>
@@ -1399,7 +2674,7 @@
         <w:rPr>
           <w:b/>
         </w:rPr>
-        <w:t>SQL query</w:t>
+        <w:t xml:space="preserve">SQL query</w:t>
       </w:r>
     </w:p>
     <w:tbl>
@@ -1417,25 +2692,22 @@
             <w:tcW w:type="dxa" w:w="8640"/>
           </w:tcPr>
           <w:p>
-            <w:r/>
-          </w:p>
-          <w:p>
             <w:r>
               <w:rPr>
                 <w:rFonts w:ascii="Consolas" w:hAnsi="Consolas"/>
                 <w:sz w:val="17"/>
               </w:rPr>
-              <w:t>select 'HUB_PRODUCT' as hub, PRODUCT_HKEY as hash_key,</w:t>
+              <w:t xml:space="preserve">select 'HUB_PRODUCT' as hub, PRODUCT_HKEY as hash_key,</w:t>
               <w:br/>
               <w:t xml:space="preserve">       count(*) as row_count, count(distinct PARENT_BK) as distinct_bk,</w:t>
               <w:br/>
-              <w:t xml:space="preserve">       min(PARENT_BK) as sample_bk</w:t>
+              <w:t xml:space="preserve">       min(PARENT_BK) as sample_bk, listagg(distinct RECORD_SOURCE, ', ') as record_sources</w:t>
               <w:br/>
               <w:t xml:space="preserve">  from BAGIC_PREPROD_CURATED_DB.BGIL_DATA_MODEL.HUB_PRODUCT</w:t>
               <w:br/>
               <w:t xml:space="preserve"> group by PRODUCT_HKEY</w:t>
               <w:br/>
-              <w:t>having count(*) &gt; 1</w:t>
+              <w:t xml:space="preserve">having count(*) &gt; 1</w:t>
               <w:br/>
               <w:t xml:space="preserve"> order by row_count desc;</w:t>
             </w:r>
@@ -1448,7 +2720,7 @@
         <w:rPr>
           <w:b/>
         </w:rPr>
-        <w:t>Query output (attach / paste below)</w:t>
+        <w:t xml:space="preserve">Query output (attach / paste below)</w:t>
       </w:r>
     </w:p>
     <w:tbl>
@@ -1470,7 +2742,7 @@
               <w:rPr>
                 <w:i/>
               </w:rPr>
-              <w:t>Output:</w:t>
+              <w:t xml:space="preserve">Output:</w:t>
             </w:r>
           </w:p>
         </w:tc>
@@ -1496,7 +2768,7 @@
         <w:pStyle w:val="Heading2"/>
       </w:pPr>
       <w:r>
-        <w:t>6. HUB_FINANCIAL_ACCOUNT</w:t>
+        <w:t xml:space="preserve">6. SHARED — HUB_FINANCIAL_ACCOUNT</w:t>
       </w:r>
     </w:p>
     <w:tbl>
@@ -1506,30 +2778,30 @@
         <w:tblLook w:firstColumn="1" w:firstRow="1" w:lastColumn="0" w:lastRow="0" w:noHBand="0" w:noVBand="1" w:val="04A0"/>
       </w:tblPr>
       <w:tblGrid>
-        <w:gridCol w:w="4320"/>
-        <w:gridCol w:w="4320"/>
+        <w:gridCol w:w="3000"/>
+        <w:gridCol w:w="5640"/>
       </w:tblGrid>
       <w:tr>
         <w:tc>
           <w:tcPr>
-            <w:tcW w:type="dxa" w:w="4320"/>
+            <w:tcW w:type="dxa" w:w="3000"/>
           </w:tcPr>
           <w:p>
             <w:r>
               <w:rPr>
                 <w:b/>
               </w:rPr>
-              <w:t>Hub table</w:t>
+              <w:t xml:space="preserve">Project</w:t>
             </w:r>
           </w:p>
         </w:tc>
         <w:tc>
           <w:tcPr>
-            <w:tcW w:type="dxa" w:w="4320"/>
+            <w:tcW w:type="dxa" w:w="5640"/>
           </w:tcPr>
           <w:p>
             <w:r>
-              <w:t>HUB_FINANCIAL_ACCOUNT</w:t>
+              <w:t xml:space="preserve">SHARED</w:t>
             </w:r>
           </w:p>
         </w:tc>
@@ -1537,24 +2809,24 @@
       <w:tr>
         <w:tc>
           <w:tcPr>
-            <w:tcW w:type="dxa" w:w="4320"/>
+            <w:tcW w:type="dxa" w:w="3000"/>
           </w:tcPr>
           <w:p>
             <w:r>
               <w:rPr>
                 <w:b/>
               </w:rPr>
-              <w:t>Status</w:t>
+              <w:t xml:space="preserve">Hub table</w:t>
             </w:r>
           </w:p>
         </w:tc>
         <w:tc>
           <w:tcPr>
-            <w:tcW w:type="dxa" w:w="4320"/>
+            <w:tcW w:type="dxa" w:w="5640"/>
           </w:tcPr>
           <w:p>
             <w:r>
-              <w:t>Implemented</w:t>
+              <w:t xml:space="preserve">HUB_FINANCIAL_ACCOUNT</w:t>
             </w:r>
           </w:p>
         </w:tc>
@@ -1562,24 +2834,24 @@
       <w:tr>
         <w:tc>
           <w:tcPr>
-            <w:tcW w:type="dxa" w:w="4320"/>
+            <w:tcW w:type="dxa" w:w="3000"/>
           </w:tcPr>
           <w:p>
             <w:r>
               <w:rPr>
                 <w:b/>
               </w:rPr>
-              <w:t>Pass criteria</w:t>
+              <w:t xml:space="preserve">Status</w:t>
             </w:r>
           </w:p>
         </w:tc>
         <w:tc>
           <w:tcPr>
-            <w:tcW w:type="dxa" w:w="4320"/>
+            <w:tcW w:type="dxa" w:w="5640"/>
           </w:tcPr>
           <w:p>
             <w:r>
-              <w:t>0 rows returned</w:t>
+              <w:t xml:space="preserve">Implemented</w:t>
             </w:r>
           </w:p>
         </w:tc>
@@ -1587,43 +2859,91 @@
       <w:tr>
         <w:tc>
           <w:tcPr>
-            <w:tcW w:type="dxa" w:w="4320"/>
+            <w:tcW w:type="dxa" w:w="3000"/>
           </w:tcPr>
           <w:p>
             <w:r>
               <w:rPr>
                 <w:b/>
               </w:rPr>
-              <w:t>Result (Pass / Fail / NA)</w:t>
+              <w:t xml:space="preserve">Pass criteria</w:t>
             </w:r>
           </w:p>
         </w:tc>
         <w:tc>
           <w:tcPr>
-            <w:tcW w:type="dxa" w:w="4320"/>
-          </w:tcPr>
-          <w:p>
-            <w:r/>
+            <w:tcW w:type="dxa" w:w="5640"/>
+          </w:tcPr>
+          <w:p>
+            <w:r>
+              <w:t xml:space="preserve">0 rows returned</w:t>
+            </w:r>
           </w:p>
         </w:tc>
       </w:tr>
       <w:tr>
         <w:tc>
           <w:tcPr>
-            <w:tcW w:type="dxa" w:w="4320"/>
+            <w:tcW w:type="dxa" w:w="3000"/>
           </w:tcPr>
           <w:p>
             <w:r>
               <w:rPr>
                 <w:b/>
               </w:rPr>
-              <w:t>Rows returned (count)</w:t>
+              <w:t xml:space="preserve">Result (Pass / Fail / NA)</w:t>
             </w:r>
           </w:p>
         </w:tc>
         <w:tc>
           <w:tcPr>
-            <w:tcW w:type="dxa" w:w="4320"/>
+            <w:tcW w:type="dxa" w:w="5640"/>
+          </w:tcPr>
+          <w:p>
+            <w:r/>
+          </w:p>
+        </w:tc>
+      </w:tr>
+      <w:tr>
+        <w:tc>
+          <w:tcPr>
+            <w:tcW w:type="dxa" w:w="3000"/>
+          </w:tcPr>
+          <w:p>
+            <w:r>
+              <w:rPr>
+                <w:b/>
+              </w:rPr>
+              <w:t xml:space="preserve">Rows returned (count)</w:t>
+            </w:r>
+          </w:p>
+        </w:tc>
+        <w:tc>
+          <w:tcPr>
+            <w:tcW w:type="dxa" w:w="5640"/>
+          </w:tcPr>
+          <w:p>
+            <w:r/>
+          </w:p>
+        </w:tc>
+      </w:tr>
+      <w:tr>
+        <w:tc>
+          <w:tcPr>
+            <w:tcW w:type="dxa" w:w="3000"/>
+          </w:tcPr>
+          <w:p>
+            <w:r>
+              <w:rPr>
+                <w:b/>
+              </w:rPr>
+              <w:t xml:space="preserve">Remarks</w:t>
+            </w:r>
+          </w:p>
+        </w:tc>
+        <w:tc>
+          <w:tcPr>
+            <w:tcW w:type="dxa" w:w="5640"/>
           </w:tcPr>
           <w:p>
             <w:r/>
@@ -1640,7 +2960,7 @@
         <w:t xml:space="preserve">Note: </w:t>
       </w:r>
       <w:r>
-        <w:t>(hash key FINANCIAL_ACCOUNT_HKEY, business key PARENT_BK)</w:t>
+        <w:t xml:space="preserve">(hash key FINANCIAL_ACCOUNT_HKEY, business key PARENT_BK). Loaded by: MAXIMUS.</w:t>
       </w:r>
     </w:p>
     <w:p>
@@ -1648,7 +2968,7 @@
         <w:rPr>
           <w:b/>
         </w:rPr>
-        <w:t>SQL query</w:t>
+        <w:t xml:space="preserve">SQL query</w:t>
       </w:r>
     </w:p>
     <w:tbl>
@@ -1666,25 +2986,22 @@
             <w:tcW w:type="dxa" w:w="8640"/>
           </w:tcPr>
           <w:p>
-            <w:r/>
-          </w:p>
-          <w:p>
             <w:r>
               <w:rPr>
                 <w:rFonts w:ascii="Consolas" w:hAnsi="Consolas"/>
                 <w:sz w:val="17"/>
               </w:rPr>
-              <w:t>select 'HUB_FINANCIAL_ACCOUNT' as hub, FINANCIAL_ACCOUNT_HKEY as hash_key,</w:t>
+              <w:t xml:space="preserve">select 'HUB_FINANCIAL_ACCOUNT' as hub, FINANCIAL_ACCOUNT_HKEY as hash_key,</w:t>
               <w:br/>
               <w:t xml:space="preserve">       count(*) as row_count, count(distinct PARENT_BK) as distinct_bk,</w:t>
               <w:br/>
-              <w:t xml:space="preserve">       min(PARENT_BK) as sample_bk</w:t>
+              <w:t xml:space="preserve">       min(PARENT_BK) as sample_bk, listagg(distinct RECORD_SOURCE, ', ') as record_sources</w:t>
               <w:br/>
               <w:t xml:space="preserve">  from BAGIC_PREPROD_CURATED_DB.BGIL_DATA_MODEL.HUB_FINANCIAL_ACCOUNT</w:t>
               <w:br/>
               <w:t xml:space="preserve"> group by FINANCIAL_ACCOUNT_HKEY</w:t>
               <w:br/>
-              <w:t>having count(*) &gt; 1</w:t>
+              <w:t xml:space="preserve">having count(*) &gt; 1</w:t>
               <w:br/>
               <w:t xml:space="preserve"> order by row_count desc;</w:t>
             </w:r>
@@ -1697,7 +3014,7 @@
         <w:rPr>
           <w:b/>
         </w:rPr>
-        <w:t>Query output (attach / paste below)</w:t>
+        <w:t xml:space="preserve">Query output (attach / paste below)</w:t>
       </w:r>
     </w:p>
     <w:tbl>
@@ -1719,7 +3036,7 @@
               <w:rPr>
                 <w:i/>
               </w:rPr>
-              <w:t>Output:</w:t>
+              <w:t xml:space="preserve">Output:</w:t>
             </w:r>
           </w:p>
         </w:tc>
@@ -1745,7 +3062,7 @@
         <w:pStyle w:val="Heading2"/>
       </w:pPr>
       <w:r>
-        <w:t>7. HUB_DOCUMENT</w:t>
+        <w:t xml:space="preserve">7. SHARED — HUB_DOCUMENT</w:t>
       </w:r>
     </w:p>
     <w:tbl>
@@ -1755,30 +3072,30 @@
         <w:tblLook w:firstColumn="1" w:firstRow="1" w:lastColumn="0" w:lastRow="0" w:noHBand="0" w:noVBand="1" w:val="04A0"/>
       </w:tblPr>
       <w:tblGrid>
-        <w:gridCol w:w="4320"/>
-        <w:gridCol w:w="4320"/>
+        <w:gridCol w:w="3000"/>
+        <w:gridCol w:w="5640"/>
       </w:tblGrid>
       <w:tr>
         <w:tc>
           <w:tcPr>
-            <w:tcW w:type="dxa" w:w="4320"/>
+            <w:tcW w:type="dxa" w:w="3000"/>
           </w:tcPr>
           <w:p>
             <w:r>
               <w:rPr>
                 <w:b/>
               </w:rPr>
-              <w:t>Hub table</w:t>
+              <w:t xml:space="preserve">Project</w:t>
             </w:r>
           </w:p>
         </w:tc>
         <w:tc>
           <w:tcPr>
-            <w:tcW w:type="dxa" w:w="4320"/>
+            <w:tcW w:type="dxa" w:w="5640"/>
           </w:tcPr>
           <w:p>
             <w:r>
-              <w:t>HUB_DOCUMENT</w:t>
+              <w:t xml:space="preserve">SHARED</w:t>
             </w:r>
           </w:p>
         </w:tc>
@@ -1786,24 +3103,24 @@
       <w:tr>
         <w:tc>
           <w:tcPr>
-            <w:tcW w:type="dxa" w:w="4320"/>
+            <w:tcW w:type="dxa" w:w="3000"/>
           </w:tcPr>
           <w:p>
             <w:r>
               <w:rPr>
                 <w:b/>
               </w:rPr>
-              <w:t>Status</w:t>
+              <w:t xml:space="preserve">Hub table</w:t>
             </w:r>
           </w:p>
         </w:tc>
         <w:tc>
           <w:tcPr>
-            <w:tcW w:type="dxa" w:w="4320"/>
+            <w:tcW w:type="dxa" w:w="5640"/>
           </w:tcPr>
           <w:p>
             <w:r>
-              <w:t>Implemented</w:t>
+              <w:t xml:space="preserve">HUB_DOCUMENT</w:t>
             </w:r>
           </w:p>
         </w:tc>
@@ -1811,24 +3128,24 @@
       <w:tr>
         <w:tc>
           <w:tcPr>
-            <w:tcW w:type="dxa" w:w="4320"/>
+            <w:tcW w:type="dxa" w:w="3000"/>
           </w:tcPr>
           <w:p>
             <w:r>
               <w:rPr>
                 <w:b/>
               </w:rPr>
-              <w:t>Pass criteria</w:t>
+              <w:t xml:space="preserve">Status</w:t>
             </w:r>
           </w:p>
         </w:tc>
         <w:tc>
           <w:tcPr>
-            <w:tcW w:type="dxa" w:w="4320"/>
+            <w:tcW w:type="dxa" w:w="5640"/>
           </w:tcPr>
           <w:p>
             <w:r>
-              <w:t>0 rows returned</w:t>
+              <w:t xml:space="preserve">Implemented</w:t>
             </w:r>
           </w:p>
         </w:tc>
@@ -1836,43 +3153,91 @@
       <w:tr>
         <w:tc>
           <w:tcPr>
-            <w:tcW w:type="dxa" w:w="4320"/>
+            <w:tcW w:type="dxa" w:w="3000"/>
           </w:tcPr>
           <w:p>
             <w:r>
               <w:rPr>
                 <w:b/>
               </w:rPr>
-              <w:t>Result (Pass / Fail / NA)</w:t>
+              <w:t xml:space="preserve">Pass criteria</w:t>
             </w:r>
           </w:p>
         </w:tc>
         <w:tc>
           <w:tcPr>
-            <w:tcW w:type="dxa" w:w="4320"/>
-          </w:tcPr>
-          <w:p>
-            <w:r/>
+            <w:tcW w:type="dxa" w:w="5640"/>
+          </w:tcPr>
+          <w:p>
+            <w:r>
+              <w:t xml:space="preserve">0 rows returned</w:t>
+            </w:r>
           </w:p>
         </w:tc>
       </w:tr>
       <w:tr>
         <w:tc>
           <w:tcPr>
-            <w:tcW w:type="dxa" w:w="4320"/>
+            <w:tcW w:type="dxa" w:w="3000"/>
           </w:tcPr>
           <w:p>
             <w:r>
               <w:rPr>
                 <w:b/>
               </w:rPr>
-              <w:t>Rows returned (count)</w:t>
+              <w:t xml:space="preserve">Result (Pass / Fail / NA)</w:t>
             </w:r>
           </w:p>
         </w:tc>
         <w:tc>
           <w:tcPr>
-            <w:tcW w:type="dxa" w:w="4320"/>
+            <w:tcW w:type="dxa" w:w="5640"/>
+          </w:tcPr>
+          <w:p>
+            <w:r/>
+          </w:p>
+        </w:tc>
+      </w:tr>
+      <w:tr>
+        <w:tc>
+          <w:tcPr>
+            <w:tcW w:type="dxa" w:w="3000"/>
+          </w:tcPr>
+          <w:p>
+            <w:r>
+              <w:rPr>
+                <w:b/>
+              </w:rPr>
+              <w:t xml:space="preserve">Rows returned (count)</w:t>
+            </w:r>
+          </w:p>
+        </w:tc>
+        <w:tc>
+          <w:tcPr>
+            <w:tcW w:type="dxa" w:w="5640"/>
+          </w:tcPr>
+          <w:p>
+            <w:r/>
+          </w:p>
+        </w:tc>
+      </w:tr>
+      <w:tr>
+        <w:tc>
+          <w:tcPr>
+            <w:tcW w:type="dxa" w:w="3000"/>
+          </w:tcPr>
+          <w:p>
+            <w:r>
+              <w:rPr>
+                <w:b/>
+              </w:rPr>
+              <w:t xml:space="preserve">Remarks</w:t>
+            </w:r>
+          </w:p>
+        </w:tc>
+        <w:tc>
+          <w:tcPr>
+            <w:tcW w:type="dxa" w:w="5640"/>
           </w:tcPr>
           <w:p>
             <w:r/>
@@ -1889,7 +3254,7 @@
         <w:t xml:space="preserve">Note: </w:t>
       </w:r>
       <w:r>
-        <w:t>(hash key DOCUMENT_HKEY, business key PARENT_BK)</w:t>
+        <w:t xml:space="preserve">(hash key DOCUMENT_HKEY, business key PARENT_BK). Loaded by: MAXIMUS, OPUS.</w:t>
       </w:r>
     </w:p>
     <w:p>
@@ -1897,7 +3262,7 @@
         <w:rPr>
           <w:b/>
         </w:rPr>
-        <w:t>SQL query</w:t>
+        <w:t xml:space="preserve">SQL query</w:t>
       </w:r>
     </w:p>
     <w:tbl>
@@ -1915,25 +3280,22 @@
             <w:tcW w:type="dxa" w:w="8640"/>
           </w:tcPr>
           <w:p>
-            <w:r/>
-          </w:p>
-          <w:p>
             <w:r>
               <w:rPr>
                 <w:rFonts w:ascii="Consolas" w:hAnsi="Consolas"/>
                 <w:sz w:val="17"/>
               </w:rPr>
-              <w:t>select 'HUB_DOCUMENT' as hub, DOCUMENT_HKEY as hash_key,</w:t>
+              <w:t xml:space="preserve">select 'HUB_DOCUMENT' as hub, DOCUMENT_HKEY as hash_key,</w:t>
               <w:br/>
               <w:t xml:space="preserve">       count(*) as row_count, count(distinct PARENT_BK) as distinct_bk,</w:t>
               <w:br/>
-              <w:t xml:space="preserve">       min(PARENT_BK) as sample_bk</w:t>
+              <w:t xml:space="preserve">       min(PARENT_BK) as sample_bk, listagg(distinct RECORD_SOURCE, ', ') as record_sources</w:t>
               <w:br/>
               <w:t xml:space="preserve">  from BAGIC_PREPROD_CURATED_DB.BGIL_DATA_MODEL.HUB_DOCUMENT</w:t>
               <w:br/>
               <w:t xml:space="preserve"> group by DOCUMENT_HKEY</w:t>
               <w:br/>
-              <w:t>having count(*) &gt; 1</w:t>
+              <w:t xml:space="preserve">having count(*) &gt; 1</w:t>
               <w:br/>
               <w:t xml:space="preserve"> order by row_count desc;</w:t>
             </w:r>
@@ -1946,7 +3308,7 @@
         <w:rPr>
           <w:b/>
         </w:rPr>
-        <w:t>Query output (attach / paste below)</w:t>
+        <w:t xml:space="preserve">Query output (attach / paste below)</w:t>
       </w:r>
     </w:p>
     <w:tbl>
@@ -1968,7 +3330,7 @@
               <w:rPr>
                 <w:i/>
               </w:rPr>
-              <w:t>Output:</w:t>
+              <w:t xml:space="preserve">Output:</w:t>
             </w:r>
           </w:p>
         </w:tc>
@@ -1994,7 +3356,7 @@
         <w:pStyle w:val="Heading2"/>
       </w:pPr>
       <w:r>
-        <w:t>8. HUB_POLICY</w:t>
+        <w:t xml:space="preserve">8. SHARED — HUB_POLICY</w:t>
       </w:r>
     </w:p>
     <w:tbl>
@@ -2004,30 +3366,30 @@
         <w:tblLook w:firstColumn="1" w:firstRow="1" w:lastColumn="0" w:lastRow="0" w:noHBand="0" w:noVBand="1" w:val="04A0"/>
       </w:tblPr>
       <w:tblGrid>
-        <w:gridCol w:w="4320"/>
-        <w:gridCol w:w="4320"/>
+        <w:gridCol w:w="3000"/>
+        <w:gridCol w:w="5640"/>
       </w:tblGrid>
       <w:tr>
         <w:tc>
           <w:tcPr>
-            <w:tcW w:type="dxa" w:w="4320"/>
+            <w:tcW w:type="dxa" w:w="3000"/>
           </w:tcPr>
           <w:p>
             <w:r>
               <w:rPr>
                 <w:b/>
               </w:rPr>
-              <w:t>Hub table</w:t>
+              <w:t xml:space="preserve">Project</w:t>
             </w:r>
           </w:p>
         </w:tc>
         <w:tc>
           <w:tcPr>
-            <w:tcW w:type="dxa" w:w="4320"/>
+            <w:tcW w:type="dxa" w:w="5640"/>
           </w:tcPr>
           <w:p>
             <w:r>
-              <w:t>HUB_POLICY</w:t>
+              <w:t xml:space="preserve">SHARED</w:t>
             </w:r>
           </w:p>
         </w:tc>
@@ -2035,24 +3397,24 @@
       <w:tr>
         <w:tc>
           <w:tcPr>
-            <w:tcW w:type="dxa" w:w="4320"/>
+            <w:tcW w:type="dxa" w:w="3000"/>
           </w:tcPr>
           <w:p>
             <w:r>
               <w:rPr>
                 <w:b/>
               </w:rPr>
-              <w:t>Status</w:t>
+              <w:t xml:space="preserve">Hub table</w:t>
             </w:r>
           </w:p>
         </w:tc>
         <w:tc>
           <w:tcPr>
-            <w:tcW w:type="dxa" w:w="4320"/>
+            <w:tcW w:type="dxa" w:w="5640"/>
           </w:tcPr>
           <w:p>
             <w:r>
-              <w:t>Implemented</w:t>
+              <w:t xml:space="preserve">HUB_POLICY</w:t>
             </w:r>
           </w:p>
         </w:tc>
@@ -2060,24 +3422,24 @@
       <w:tr>
         <w:tc>
           <w:tcPr>
-            <w:tcW w:type="dxa" w:w="4320"/>
+            <w:tcW w:type="dxa" w:w="3000"/>
           </w:tcPr>
           <w:p>
             <w:r>
               <w:rPr>
                 <w:b/>
               </w:rPr>
-              <w:t>Pass criteria</w:t>
+              <w:t xml:space="preserve">Status</w:t>
             </w:r>
           </w:p>
         </w:tc>
         <w:tc>
           <w:tcPr>
-            <w:tcW w:type="dxa" w:w="4320"/>
+            <w:tcW w:type="dxa" w:w="5640"/>
           </w:tcPr>
           <w:p>
             <w:r>
-              <w:t>0 rows returned</w:t>
+              <w:t xml:space="preserve">Implemented</w:t>
             </w:r>
           </w:p>
         </w:tc>
@@ -2085,43 +3447,91 @@
       <w:tr>
         <w:tc>
           <w:tcPr>
-            <w:tcW w:type="dxa" w:w="4320"/>
+            <w:tcW w:type="dxa" w:w="3000"/>
           </w:tcPr>
           <w:p>
             <w:r>
               <w:rPr>
                 <w:b/>
               </w:rPr>
-              <w:t>Result (Pass / Fail / NA)</w:t>
+              <w:t xml:space="preserve">Pass criteria</w:t>
             </w:r>
           </w:p>
         </w:tc>
         <w:tc>
           <w:tcPr>
-            <w:tcW w:type="dxa" w:w="4320"/>
-          </w:tcPr>
-          <w:p>
-            <w:r/>
+            <w:tcW w:type="dxa" w:w="5640"/>
+          </w:tcPr>
+          <w:p>
+            <w:r>
+              <w:t xml:space="preserve">0 rows returned</w:t>
+            </w:r>
           </w:p>
         </w:tc>
       </w:tr>
       <w:tr>
         <w:tc>
           <w:tcPr>
-            <w:tcW w:type="dxa" w:w="4320"/>
+            <w:tcW w:type="dxa" w:w="3000"/>
           </w:tcPr>
           <w:p>
             <w:r>
               <w:rPr>
                 <w:b/>
               </w:rPr>
-              <w:t>Rows returned (count)</w:t>
+              <w:t xml:space="preserve">Result (Pass / Fail / NA)</w:t>
             </w:r>
           </w:p>
         </w:tc>
         <w:tc>
           <w:tcPr>
-            <w:tcW w:type="dxa" w:w="4320"/>
+            <w:tcW w:type="dxa" w:w="5640"/>
+          </w:tcPr>
+          <w:p>
+            <w:r/>
+          </w:p>
+        </w:tc>
+      </w:tr>
+      <w:tr>
+        <w:tc>
+          <w:tcPr>
+            <w:tcW w:type="dxa" w:w="3000"/>
+          </w:tcPr>
+          <w:p>
+            <w:r>
+              <w:rPr>
+                <w:b/>
+              </w:rPr>
+              <w:t xml:space="preserve">Rows returned (count)</w:t>
+            </w:r>
+          </w:p>
+        </w:tc>
+        <w:tc>
+          <w:tcPr>
+            <w:tcW w:type="dxa" w:w="5640"/>
+          </w:tcPr>
+          <w:p>
+            <w:r/>
+          </w:p>
+        </w:tc>
+      </w:tr>
+      <w:tr>
+        <w:tc>
+          <w:tcPr>
+            <w:tcW w:type="dxa" w:w="3000"/>
+          </w:tcPr>
+          <w:p>
+            <w:r>
+              <w:rPr>
+                <w:b/>
+              </w:rPr>
+              <w:t xml:space="preserve">Remarks</w:t>
+            </w:r>
+          </w:p>
+        </w:tc>
+        <w:tc>
+          <w:tcPr>
+            <w:tcW w:type="dxa" w:w="5640"/>
           </w:tcPr>
           <w:p>
             <w:r/>
@@ -2138,7 +3548,7 @@
         <w:t xml:space="preserve">Note: </w:t>
       </w:r>
       <w:r>
-        <w:t>(hash key POLICY_HKEY, business key PARENT_BK)</w:t>
+        <w:t xml:space="preserve">(hash key POLICY_HKEY, business key PARENT_BK). Loaded by: MAXIMUS, OPUS.</w:t>
       </w:r>
     </w:p>
     <w:p>
@@ -2146,7 +3556,7 @@
         <w:rPr>
           <w:b/>
         </w:rPr>
-        <w:t>SQL query</w:t>
+        <w:t xml:space="preserve">SQL query</w:t>
       </w:r>
     </w:p>
     <w:tbl>
@@ -2164,25 +3574,22 @@
             <w:tcW w:type="dxa" w:w="8640"/>
           </w:tcPr>
           <w:p>
-            <w:r/>
-          </w:p>
-          <w:p>
             <w:r>
               <w:rPr>
                 <w:rFonts w:ascii="Consolas" w:hAnsi="Consolas"/>
                 <w:sz w:val="17"/>
               </w:rPr>
-              <w:t>select 'HUB_POLICY' as hub, POLICY_HKEY as hash_key,</w:t>
+              <w:t xml:space="preserve">select 'HUB_POLICY' as hub, POLICY_HKEY as hash_key,</w:t>
               <w:br/>
               <w:t xml:space="preserve">       count(*) as row_count, count(distinct PARENT_BK) as distinct_bk,</w:t>
               <w:br/>
-              <w:t xml:space="preserve">       min(PARENT_BK) as sample_bk</w:t>
+              <w:t xml:space="preserve">       min(PARENT_BK) as sample_bk, listagg(distinct RECORD_SOURCE, ', ') as record_sources</w:t>
               <w:br/>
               <w:t xml:space="preserve">  from BAGIC_PREPROD_CURATED_DB.BGIL_DATA_MODEL.HUB_POLICY</w:t>
               <w:br/>
               <w:t xml:space="preserve"> group by POLICY_HKEY</w:t>
               <w:br/>
-              <w:t>having count(*) &gt; 1</w:t>
+              <w:t xml:space="preserve">having count(*) &gt; 1</w:t>
               <w:br/>
               <w:t xml:space="preserve"> order by row_count desc;</w:t>
             </w:r>
@@ -2195,7 +3602,7 @@
         <w:rPr>
           <w:b/>
         </w:rPr>
-        <w:t>Query output (attach / paste below)</w:t>
+        <w:t xml:space="preserve">Query output (attach / paste below)</w:t>
       </w:r>
     </w:p>
     <w:tbl>
@@ -2217,7 +3624,7 @@
               <w:rPr>
                 <w:i/>
               </w:rPr>
-              <w:t>Output:</w:t>
+              <w:t xml:space="preserve">Output:</w:t>
             </w:r>
           </w:p>
         </w:tc>
@@ -2243,7 +3650,7 @@
         <w:pStyle w:val="Heading2"/>
       </w:pPr>
       <w:r>
-        <w:t>9. HUB_DISTRIBUTION_CHANNEL</w:t>
+        <w:t xml:space="preserve">9. SHARED — HUB_DISTRIBUTION_CHANNEL</w:t>
       </w:r>
     </w:p>
     <w:tbl>
@@ -2253,30 +3660,30 @@
         <w:tblLook w:firstColumn="1" w:firstRow="1" w:lastColumn="0" w:lastRow="0" w:noHBand="0" w:noVBand="1" w:val="04A0"/>
       </w:tblPr>
       <w:tblGrid>
-        <w:gridCol w:w="4320"/>
-        <w:gridCol w:w="4320"/>
+        <w:gridCol w:w="3000"/>
+        <w:gridCol w:w="5640"/>
       </w:tblGrid>
       <w:tr>
         <w:tc>
           <w:tcPr>
-            <w:tcW w:type="dxa" w:w="4320"/>
+            <w:tcW w:type="dxa" w:w="3000"/>
           </w:tcPr>
           <w:p>
             <w:r>
               <w:rPr>
                 <w:b/>
               </w:rPr>
-              <w:t>Hub table</w:t>
+              <w:t xml:space="preserve">Project</w:t>
             </w:r>
           </w:p>
         </w:tc>
         <w:tc>
           <w:tcPr>
-            <w:tcW w:type="dxa" w:w="4320"/>
+            <w:tcW w:type="dxa" w:w="5640"/>
           </w:tcPr>
           <w:p>
             <w:r>
-              <w:t>HUB_DISTRIBUTION_CHANNEL</w:t>
+              <w:t xml:space="preserve">SHARED</w:t>
             </w:r>
           </w:p>
         </w:tc>
@@ -2284,24 +3691,24 @@
       <w:tr>
         <w:tc>
           <w:tcPr>
-            <w:tcW w:type="dxa" w:w="4320"/>
+            <w:tcW w:type="dxa" w:w="3000"/>
           </w:tcPr>
           <w:p>
             <w:r>
               <w:rPr>
                 <w:b/>
               </w:rPr>
-              <w:t>Status</w:t>
+              <w:t xml:space="preserve">Hub table</w:t>
             </w:r>
           </w:p>
         </w:tc>
         <w:tc>
           <w:tcPr>
-            <w:tcW w:type="dxa" w:w="4320"/>
+            <w:tcW w:type="dxa" w:w="5640"/>
           </w:tcPr>
           <w:p>
             <w:r>
-              <w:t>Implemented</w:t>
+              <w:t xml:space="preserve">HUB_DISTRIBUTION_CHANNEL</w:t>
             </w:r>
           </w:p>
         </w:tc>
@@ -2309,24 +3716,24 @@
       <w:tr>
         <w:tc>
           <w:tcPr>
-            <w:tcW w:type="dxa" w:w="4320"/>
+            <w:tcW w:type="dxa" w:w="3000"/>
           </w:tcPr>
           <w:p>
             <w:r>
               <w:rPr>
                 <w:b/>
               </w:rPr>
-              <w:t>Pass criteria</w:t>
+              <w:t xml:space="preserve">Status</w:t>
             </w:r>
           </w:p>
         </w:tc>
         <w:tc>
           <w:tcPr>
-            <w:tcW w:type="dxa" w:w="4320"/>
+            <w:tcW w:type="dxa" w:w="5640"/>
           </w:tcPr>
           <w:p>
             <w:r>
-              <w:t>0 rows returned</w:t>
+              <w:t xml:space="preserve">Implemented</w:t>
             </w:r>
           </w:p>
         </w:tc>
@@ -2334,43 +3741,91 @@
       <w:tr>
         <w:tc>
           <w:tcPr>
-            <w:tcW w:type="dxa" w:w="4320"/>
+            <w:tcW w:type="dxa" w:w="3000"/>
           </w:tcPr>
           <w:p>
             <w:r>
               <w:rPr>
                 <w:b/>
               </w:rPr>
-              <w:t>Result (Pass / Fail / NA)</w:t>
+              <w:t xml:space="preserve">Pass criteria</w:t>
             </w:r>
           </w:p>
         </w:tc>
         <w:tc>
           <w:tcPr>
-            <w:tcW w:type="dxa" w:w="4320"/>
-          </w:tcPr>
-          <w:p>
-            <w:r/>
+            <w:tcW w:type="dxa" w:w="5640"/>
+          </w:tcPr>
+          <w:p>
+            <w:r>
+              <w:t xml:space="preserve">0 rows returned</w:t>
+            </w:r>
           </w:p>
         </w:tc>
       </w:tr>
       <w:tr>
         <w:tc>
           <w:tcPr>
-            <w:tcW w:type="dxa" w:w="4320"/>
+            <w:tcW w:type="dxa" w:w="3000"/>
           </w:tcPr>
           <w:p>
             <w:r>
               <w:rPr>
                 <w:b/>
               </w:rPr>
-              <w:t>Rows returned (count)</w:t>
+              <w:t xml:space="preserve">Result (Pass / Fail / NA)</w:t>
             </w:r>
           </w:p>
         </w:tc>
         <w:tc>
           <w:tcPr>
-            <w:tcW w:type="dxa" w:w="4320"/>
+            <w:tcW w:type="dxa" w:w="5640"/>
+          </w:tcPr>
+          <w:p>
+            <w:r/>
+          </w:p>
+        </w:tc>
+      </w:tr>
+      <w:tr>
+        <w:tc>
+          <w:tcPr>
+            <w:tcW w:type="dxa" w:w="3000"/>
+          </w:tcPr>
+          <w:p>
+            <w:r>
+              <w:rPr>
+                <w:b/>
+              </w:rPr>
+              <w:t xml:space="preserve">Rows returned (count)</w:t>
+            </w:r>
+          </w:p>
+        </w:tc>
+        <w:tc>
+          <w:tcPr>
+            <w:tcW w:type="dxa" w:w="5640"/>
+          </w:tcPr>
+          <w:p>
+            <w:r/>
+          </w:p>
+        </w:tc>
+      </w:tr>
+      <w:tr>
+        <w:tc>
+          <w:tcPr>
+            <w:tcW w:type="dxa" w:w="3000"/>
+          </w:tcPr>
+          <w:p>
+            <w:r>
+              <w:rPr>
+                <w:b/>
+              </w:rPr>
+              <w:t xml:space="preserve">Remarks</w:t>
+            </w:r>
+          </w:p>
+        </w:tc>
+        <w:tc>
+          <w:tcPr>
+            <w:tcW w:type="dxa" w:w="5640"/>
           </w:tcPr>
           <w:p>
             <w:r/>
@@ -2387,7 +3842,7 @@
         <w:t xml:space="preserve">Note: </w:t>
       </w:r>
       <w:r>
-        <w:t>(hash key DISTRIBUTION_CHANNEL_HKEY, business key PARENT_BK)</w:t>
+        <w:t xml:space="preserve">(hash key DISTRIBUTION_CHANNEL_HKEY, business key PARENT_BK). Loaded by: MAXIMUS, OPUS.</w:t>
       </w:r>
     </w:p>
     <w:p>
@@ -2395,7 +3850,7 @@
         <w:rPr>
           <w:b/>
         </w:rPr>
-        <w:t>SQL query</w:t>
+        <w:t xml:space="preserve">SQL query</w:t>
       </w:r>
     </w:p>
     <w:tbl>
@@ -2413,25 +3868,22 @@
             <w:tcW w:type="dxa" w:w="8640"/>
           </w:tcPr>
           <w:p>
-            <w:r/>
-          </w:p>
-          <w:p>
             <w:r>
               <w:rPr>
                 <w:rFonts w:ascii="Consolas" w:hAnsi="Consolas"/>
                 <w:sz w:val="17"/>
               </w:rPr>
-              <w:t>select 'HUB_DISTRIBUTION_CHANNEL' as hub, DISTRIBUTION_CHANNEL_HKEY as hash_key,</w:t>
+              <w:t xml:space="preserve">select 'HUB_DISTRIBUTION_CHANNEL' as hub, DISTRIBUTION_CHANNEL_HKEY as hash_key,</w:t>
               <w:br/>
               <w:t xml:space="preserve">       count(*) as row_count, count(distinct PARENT_BK) as distinct_bk,</w:t>
               <w:br/>
-              <w:t xml:space="preserve">       min(PARENT_BK) as sample_bk</w:t>
+              <w:t xml:space="preserve">       min(PARENT_BK) as sample_bk, listagg(distinct RECORD_SOURCE, ', ') as record_sources</w:t>
               <w:br/>
               <w:t xml:space="preserve">  from BAGIC_PREPROD_CURATED_DB.BGIL_DATA_MODEL.HUB_DISTRIBUTION_CHANNEL</w:t>
               <w:br/>
               <w:t xml:space="preserve"> group by DISTRIBUTION_CHANNEL_HKEY</w:t>
               <w:br/>
-              <w:t>having count(*) &gt; 1</w:t>
+              <w:t xml:space="preserve">having count(*) &gt; 1</w:t>
               <w:br/>
               <w:t xml:space="preserve"> order by row_count desc;</w:t>
             </w:r>
@@ -2444,7 +3896,7 @@
         <w:rPr>
           <w:b/>
         </w:rPr>
-        <w:t>Query output (attach / paste below)</w:t>
+        <w:t xml:space="preserve">Query output (attach / paste below)</w:t>
       </w:r>
     </w:p>
     <w:tbl>
@@ -2466,7 +3918,7 @@
               <w:rPr>
                 <w:i/>
               </w:rPr>
-              <w:t>Output:</w:t>
+              <w:t xml:space="preserve">Output:</w:t>
             </w:r>
           </w:p>
         </w:tc>
@@ -2492,7 +3944,7 @@
         <w:pStyle w:val="Heading2"/>
       </w:pPr>
       <w:r>
-        <w:t>10. HUB_ORG_UNIT</w:t>
+        <w:t xml:space="preserve">10. SHARED — HUB_ORG_UNIT</w:t>
       </w:r>
     </w:p>
     <w:tbl>
@@ -2502,30 +3954,30 @@
         <w:tblLook w:firstColumn="1" w:firstRow="1" w:lastColumn="0" w:lastRow="0" w:noHBand="0" w:noVBand="1" w:val="04A0"/>
       </w:tblPr>
       <w:tblGrid>
-        <w:gridCol w:w="4320"/>
-        <w:gridCol w:w="4320"/>
+        <w:gridCol w:w="3000"/>
+        <w:gridCol w:w="5640"/>
       </w:tblGrid>
       <w:tr>
         <w:tc>
           <w:tcPr>
-            <w:tcW w:type="dxa" w:w="4320"/>
+            <w:tcW w:type="dxa" w:w="3000"/>
           </w:tcPr>
           <w:p>
             <w:r>
               <w:rPr>
                 <w:b/>
               </w:rPr>
-              <w:t>Hub table</w:t>
+              <w:t xml:space="preserve">Project</w:t>
             </w:r>
           </w:p>
         </w:tc>
         <w:tc>
           <w:tcPr>
-            <w:tcW w:type="dxa" w:w="4320"/>
+            <w:tcW w:type="dxa" w:w="5640"/>
           </w:tcPr>
           <w:p>
             <w:r>
-              <w:t>HUB_ORG_UNIT</w:t>
+              <w:t xml:space="preserve">SHARED</w:t>
             </w:r>
           </w:p>
         </w:tc>
@@ -2533,24 +3985,24 @@
       <w:tr>
         <w:tc>
           <w:tcPr>
-            <w:tcW w:type="dxa" w:w="4320"/>
+            <w:tcW w:type="dxa" w:w="3000"/>
           </w:tcPr>
           <w:p>
             <w:r>
               <w:rPr>
                 <w:b/>
               </w:rPr>
-              <w:t>Status</w:t>
+              <w:t xml:space="preserve">Hub table</w:t>
             </w:r>
           </w:p>
         </w:tc>
         <w:tc>
           <w:tcPr>
-            <w:tcW w:type="dxa" w:w="4320"/>
+            <w:tcW w:type="dxa" w:w="5640"/>
           </w:tcPr>
           <w:p>
             <w:r>
-              <w:t>Implemented</w:t>
+              <w:t xml:space="preserve">HUB_ORG_UNIT</w:t>
             </w:r>
           </w:p>
         </w:tc>
@@ -2558,24 +4010,24 @@
       <w:tr>
         <w:tc>
           <w:tcPr>
-            <w:tcW w:type="dxa" w:w="4320"/>
+            <w:tcW w:type="dxa" w:w="3000"/>
           </w:tcPr>
           <w:p>
             <w:r>
               <w:rPr>
                 <w:b/>
               </w:rPr>
-              <w:t>Pass criteria</w:t>
+              <w:t xml:space="preserve">Status</w:t>
             </w:r>
           </w:p>
         </w:tc>
         <w:tc>
           <w:tcPr>
-            <w:tcW w:type="dxa" w:w="4320"/>
+            <w:tcW w:type="dxa" w:w="5640"/>
           </w:tcPr>
           <w:p>
             <w:r>
-              <w:t>0 rows returned</w:t>
+              <w:t xml:space="preserve">Implemented</w:t>
             </w:r>
           </w:p>
         </w:tc>
@@ -2583,43 +4035,91 @@
       <w:tr>
         <w:tc>
           <w:tcPr>
-            <w:tcW w:type="dxa" w:w="4320"/>
+            <w:tcW w:type="dxa" w:w="3000"/>
           </w:tcPr>
           <w:p>
             <w:r>
               <w:rPr>
                 <w:b/>
               </w:rPr>
-              <w:t>Result (Pass / Fail / NA)</w:t>
+              <w:t xml:space="preserve">Pass criteria</w:t>
             </w:r>
           </w:p>
         </w:tc>
         <w:tc>
           <w:tcPr>
-            <w:tcW w:type="dxa" w:w="4320"/>
-          </w:tcPr>
-          <w:p>
-            <w:r/>
+            <w:tcW w:type="dxa" w:w="5640"/>
+          </w:tcPr>
+          <w:p>
+            <w:r>
+              <w:t xml:space="preserve">0 rows returned</w:t>
+            </w:r>
           </w:p>
         </w:tc>
       </w:tr>
       <w:tr>
         <w:tc>
           <w:tcPr>
-            <w:tcW w:type="dxa" w:w="4320"/>
+            <w:tcW w:type="dxa" w:w="3000"/>
           </w:tcPr>
           <w:p>
             <w:r>
               <w:rPr>
                 <w:b/>
               </w:rPr>
-              <w:t>Rows returned (count)</w:t>
+              <w:t xml:space="preserve">Result (Pass / Fail / NA)</w:t>
             </w:r>
           </w:p>
         </w:tc>
         <w:tc>
           <w:tcPr>
-            <w:tcW w:type="dxa" w:w="4320"/>
+            <w:tcW w:type="dxa" w:w="5640"/>
+          </w:tcPr>
+          <w:p>
+            <w:r/>
+          </w:p>
+        </w:tc>
+      </w:tr>
+      <w:tr>
+        <w:tc>
+          <w:tcPr>
+            <w:tcW w:type="dxa" w:w="3000"/>
+          </w:tcPr>
+          <w:p>
+            <w:r>
+              <w:rPr>
+                <w:b/>
+              </w:rPr>
+              <w:t xml:space="preserve">Rows returned (count)</w:t>
+            </w:r>
+          </w:p>
+        </w:tc>
+        <w:tc>
+          <w:tcPr>
+            <w:tcW w:type="dxa" w:w="5640"/>
+          </w:tcPr>
+          <w:p>
+            <w:r/>
+          </w:p>
+        </w:tc>
+      </w:tr>
+      <w:tr>
+        <w:tc>
+          <w:tcPr>
+            <w:tcW w:type="dxa" w:w="3000"/>
+          </w:tcPr>
+          <w:p>
+            <w:r>
+              <w:rPr>
+                <w:b/>
+              </w:rPr>
+              <w:t xml:space="preserve">Remarks</w:t>
+            </w:r>
+          </w:p>
+        </w:tc>
+        <w:tc>
+          <w:tcPr>
+            <w:tcW w:type="dxa" w:w="5640"/>
           </w:tcPr>
           <w:p>
             <w:r/>
@@ -2636,7 +4136,7 @@
         <w:t xml:space="preserve">Note: </w:t>
       </w:r>
       <w:r>
-        <w:t>(hash key ORG_UNIT_HKEY, business key PARENT_BK)</w:t>
+        <w:t xml:space="preserve">(hash key ORG_UNIT_HKEY, business key PARENT_BK). Loaded by: MAXIMUS, OPUS.</w:t>
       </w:r>
     </w:p>
     <w:p>
@@ -2644,7 +4144,7 @@
         <w:rPr>
           <w:b/>
         </w:rPr>
-        <w:t>SQL query</w:t>
+        <w:t xml:space="preserve">SQL query</w:t>
       </w:r>
     </w:p>
     <w:tbl>
@@ -2662,25 +4162,22 @@
             <w:tcW w:type="dxa" w:w="8640"/>
           </w:tcPr>
           <w:p>
-            <w:r/>
-          </w:p>
-          <w:p>
             <w:r>
               <w:rPr>
                 <w:rFonts w:ascii="Consolas" w:hAnsi="Consolas"/>
                 <w:sz w:val="17"/>
               </w:rPr>
-              <w:t>select 'HUB_ORG_UNIT' as hub, ORG_UNIT_HKEY as hash_key,</w:t>
+              <w:t xml:space="preserve">select 'HUB_ORG_UNIT' as hub, ORG_UNIT_HKEY as hash_key,</w:t>
               <w:br/>
               <w:t xml:space="preserve">       count(*) as row_count, count(distinct PARENT_BK) as distinct_bk,</w:t>
               <w:br/>
-              <w:t xml:space="preserve">       min(PARENT_BK) as sample_bk</w:t>
+              <w:t xml:space="preserve">       min(PARENT_BK) as sample_bk, listagg(distinct RECORD_SOURCE, ', ') as record_sources</w:t>
               <w:br/>
               <w:t xml:space="preserve">  from BAGIC_PREPROD_CURATED_DB.BGIL_DATA_MODEL.HUB_ORG_UNIT</w:t>
               <w:br/>
               <w:t xml:space="preserve"> group by ORG_UNIT_HKEY</w:t>
               <w:br/>
-              <w:t>having count(*) &gt; 1</w:t>
+              <w:t xml:space="preserve">having count(*) &gt; 1</w:t>
               <w:br/>
               <w:t xml:space="preserve"> order by row_count desc;</w:t>
             </w:r>
@@ -2693,7 +4190,7 @@
         <w:rPr>
           <w:b/>
         </w:rPr>
-        <w:t>Query output (attach / paste below)</w:t>
+        <w:t xml:space="preserve">Query output (attach / paste below)</w:t>
       </w:r>
     </w:p>
     <w:tbl>
@@ -2715,7 +4212,7 @@
               <w:rPr>
                 <w:i/>
               </w:rPr>
-              <w:t>Output:</w:t>
+              <w:t xml:space="preserve">Output:</w:t>
             </w:r>
           </w:p>
         </w:tc>
@@ -2741,7 +4238,7 @@
         <w:pStyle w:val="Heading2"/>
       </w:pPr>
       <w:r>
-        <w:t>11. HUB_AGENT</w:t>
+        <w:t xml:space="preserve">11. SHARED — HUB_AGENT</w:t>
       </w:r>
     </w:p>
     <w:tbl>
@@ -2751,30 +4248,30 @@
         <w:tblLook w:firstColumn="1" w:firstRow="1" w:lastColumn="0" w:lastRow="0" w:noHBand="0" w:noVBand="1" w:val="04A0"/>
       </w:tblPr>
       <w:tblGrid>
-        <w:gridCol w:w="4320"/>
-        <w:gridCol w:w="4320"/>
+        <w:gridCol w:w="3000"/>
+        <w:gridCol w:w="5640"/>
       </w:tblGrid>
       <w:tr>
         <w:tc>
           <w:tcPr>
-            <w:tcW w:type="dxa" w:w="4320"/>
+            <w:tcW w:type="dxa" w:w="3000"/>
           </w:tcPr>
           <w:p>
             <w:r>
               <w:rPr>
                 <w:b/>
               </w:rPr>
-              <w:t>Hub table</w:t>
+              <w:t xml:space="preserve">Project</w:t>
             </w:r>
           </w:p>
         </w:tc>
         <w:tc>
           <w:tcPr>
-            <w:tcW w:type="dxa" w:w="4320"/>
+            <w:tcW w:type="dxa" w:w="5640"/>
           </w:tcPr>
           <w:p>
             <w:r>
-              <w:t>HUB_AGENT</w:t>
+              <w:t xml:space="preserve">SHARED</w:t>
             </w:r>
           </w:p>
         </w:tc>
@@ -2782,24 +4279,24 @@
       <w:tr>
         <w:tc>
           <w:tcPr>
-            <w:tcW w:type="dxa" w:w="4320"/>
+            <w:tcW w:type="dxa" w:w="3000"/>
           </w:tcPr>
           <w:p>
             <w:r>
               <w:rPr>
                 <w:b/>
               </w:rPr>
-              <w:t>Status</w:t>
+              <w:t xml:space="preserve">Hub table</w:t>
             </w:r>
           </w:p>
         </w:tc>
         <w:tc>
           <w:tcPr>
-            <w:tcW w:type="dxa" w:w="4320"/>
+            <w:tcW w:type="dxa" w:w="5640"/>
           </w:tcPr>
           <w:p>
             <w:r>
-              <w:t>Implemented</w:t>
+              <w:t xml:space="preserve">HUB_AGENT</w:t>
             </w:r>
           </w:p>
         </w:tc>
@@ -2807,24 +4304,24 @@
       <w:tr>
         <w:tc>
           <w:tcPr>
-            <w:tcW w:type="dxa" w:w="4320"/>
+            <w:tcW w:type="dxa" w:w="3000"/>
           </w:tcPr>
           <w:p>
             <w:r>
               <w:rPr>
                 <w:b/>
               </w:rPr>
-              <w:t>Pass criteria</w:t>
+              <w:t xml:space="preserve">Status</w:t>
             </w:r>
           </w:p>
         </w:tc>
         <w:tc>
           <w:tcPr>
-            <w:tcW w:type="dxa" w:w="4320"/>
+            <w:tcW w:type="dxa" w:w="5640"/>
           </w:tcPr>
           <w:p>
             <w:r>
-              <w:t>0 rows returned</w:t>
+              <w:t xml:space="preserve">Implemented</w:t>
             </w:r>
           </w:p>
         </w:tc>
@@ -2832,43 +4329,91 @@
       <w:tr>
         <w:tc>
           <w:tcPr>
-            <w:tcW w:type="dxa" w:w="4320"/>
+            <w:tcW w:type="dxa" w:w="3000"/>
           </w:tcPr>
           <w:p>
             <w:r>
               <w:rPr>
                 <w:b/>
               </w:rPr>
-              <w:t>Result (Pass / Fail / NA)</w:t>
+              <w:t xml:space="preserve">Pass criteria</w:t>
             </w:r>
           </w:p>
         </w:tc>
         <w:tc>
           <w:tcPr>
-            <w:tcW w:type="dxa" w:w="4320"/>
-          </w:tcPr>
-          <w:p>
-            <w:r/>
+            <w:tcW w:type="dxa" w:w="5640"/>
+          </w:tcPr>
+          <w:p>
+            <w:r>
+              <w:t xml:space="preserve">0 rows returned</w:t>
+            </w:r>
           </w:p>
         </w:tc>
       </w:tr>
       <w:tr>
         <w:tc>
           <w:tcPr>
-            <w:tcW w:type="dxa" w:w="4320"/>
+            <w:tcW w:type="dxa" w:w="3000"/>
           </w:tcPr>
           <w:p>
             <w:r>
               <w:rPr>
                 <w:b/>
               </w:rPr>
-              <w:t>Rows returned (count)</w:t>
+              <w:t xml:space="preserve">Result (Pass / Fail / NA)</w:t>
             </w:r>
           </w:p>
         </w:tc>
         <w:tc>
           <w:tcPr>
-            <w:tcW w:type="dxa" w:w="4320"/>
+            <w:tcW w:type="dxa" w:w="5640"/>
+          </w:tcPr>
+          <w:p>
+            <w:r/>
+          </w:p>
+        </w:tc>
+      </w:tr>
+      <w:tr>
+        <w:tc>
+          <w:tcPr>
+            <w:tcW w:type="dxa" w:w="3000"/>
+          </w:tcPr>
+          <w:p>
+            <w:r>
+              <w:rPr>
+                <w:b/>
+              </w:rPr>
+              <w:t xml:space="preserve">Rows returned (count)</w:t>
+            </w:r>
+          </w:p>
+        </w:tc>
+        <w:tc>
+          <w:tcPr>
+            <w:tcW w:type="dxa" w:w="5640"/>
+          </w:tcPr>
+          <w:p>
+            <w:r/>
+          </w:p>
+        </w:tc>
+      </w:tr>
+      <w:tr>
+        <w:tc>
+          <w:tcPr>
+            <w:tcW w:type="dxa" w:w="3000"/>
+          </w:tcPr>
+          <w:p>
+            <w:r>
+              <w:rPr>
+                <w:b/>
+              </w:rPr>
+              <w:t xml:space="preserve">Remarks</w:t>
+            </w:r>
+          </w:p>
+        </w:tc>
+        <w:tc>
+          <w:tcPr>
+            <w:tcW w:type="dxa" w:w="5640"/>
           </w:tcPr>
           <w:p>
             <w:r/>
@@ -2885,7 +4430,7 @@
         <w:t xml:space="preserve">Note: </w:t>
       </w:r>
       <w:r>
-        <w:t>(hash key AGENT_HKEY, business key PARENT_BK)   [OPUS vault]</w:t>
+        <w:t xml:space="preserve">(hash key AGENT_HKEY, business key PARENT_BK). Loaded by: OPUS.</w:t>
       </w:r>
     </w:p>
     <w:p>
@@ -2893,7 +4438,7 @@
         <w:rPr>
           <w:b/>
         </w:rPr>
-        <w:t>SQL query</w:t>
+        <w:t xml:space="preserve">SQL query</w:t>
       </w:r>
     </w:p>
     <w:tbl>
@@ -2911,25 +4456,22 @@
             <w:tcW w:type="dxa" w:w="8640"/>
           </w:tcPr>
           <w:p>
-            <w:r/>
-          </w:p>
-          <w:p>
             <w:r>
               <w:rPr>
                 <w:rFonts w:ascii="Consolas" w:hAnsi="Consolas"/>
                 <w:sz w:val="17"/>
               </w:rPr>
-              <w:t>select 'HUB_AGENT' as hub, AGENT_HKEY as hash_key,</w:t>
+              <w:t xml:space="preserve">select 'HUB_AGENT' as hub, AGENT_HKEY as hash_key,</w:t>
               <w:br/>
               <w:t xml:space="preserve">       count(*) as row_count, count(distinct PARENT_BK) as distinct_bk,</w:t>
               <w:br/>
-              <w:t xml:space="preserve">       min(PARENT_BK) as sample_bk</w:t>
+              <w:t xml:space="preserve">       min(PARENT_BK) as sample_bk, listagg(distinct RECORD_SOURCE, ', ') as record_sources</w:t>
               <w:br/>
               <w:t xml:space="preserve">  from BAGIC_PREPROD_CURATED_DB.BGIL_DATA_MODEL.HUB_AGENT</w:t>
               <w:br/>
               <w:t xml:space="preserve"> group by AGENT_HKEY</w:t>
               <w:br/>
-              <w:t>having count(*) &gt; 1</w:t>
+              <w:t xml:space="preserve">having count(*) &gt; 1</w:t>
               <w:br/>
               <w:t xml:space="preserve"> order by row_count desc;</w:t>
             </w:r>
@@ -2942,7 +4484,7 @@
         <w:rPr>
           <w:b/>
         </w:rPr>
-        <w:t>Query output (attach / paste below)</w:t>
+        <w:t xml:space="preserve">Query output (attach / paste below)</w:t>
       </w:r>
     </w:p>
     <w:tbl>
@@ -2964,7 +4506,7 @@
               <w:rPr>
                 <w:i/>
               </w:rPr>
-              <w:t>Output:</w:t>
+              <w:t xml:space="preserve">Output:</w:t>
             </w:r>
           </w:p>
         </w:tc>
@@ -2990,7 +4532,7 @@
         <w:pStyle w:val="Heading2"/>
       </w:pPr>
       <w:r>
-        <w:t>12. HUB_AGREEMENT</w:t>
+        <w:t xml:space="preserve">12. SHARED — HUB_AGREEMENT</w:t>
       </w:r>
     </w:p>
     <w:tbl>
@@ -3000,30 +4542,30 @@
         <w:tblLook w:firstColumn="1" w:firstRow="1" w:lastColumn="0" w:lastRow="0" w:noHBand="0" w:noVBand="1" w:val="04A0"/>
       </w:tblPr>
       <w:tblGrid>
-        <w:gridCol w:w="4320"/>
-        <w:gridCol w:w="4320"/>
+        <w:gridCol w:w="3000"/>
+        <w:gridCol w:w="5640"/>
       </w:tblGrid>
       <w:tr>
         <w:tc>
           <w:tcPr>
-            <w:tcW w:type="dxa" w:w="4320"/>
+            <w:tcW w:type="dxa" w:w="3000"/>
           </w:tcPr>
           <w:p>
             <w:r>
               <w:rPr>
                 <w:b/>
               </w:rPr>
-              <w:t>Hub table</w:t>
+              <w:t xml:space="preserve">Project</w:t>
             </w:r>
           </w:p>
         </w:tc>
         <w:tc>
           <w:tcPr>
-            <w:tcW w:type="dxa" w:w="4320"/>
+            <w:tcW w:type="dxa" w:w="5640"/>
           </w:tcPr>
           <w:p>
             <w:r>
-              <w:t>HUB_AGREEMENT</w:t>
+              <w:t xml:space="preserve">SHARED</w:t>
             </w:r>
           </w:p>
         </w:tc>
@@ -3031,24 +4573,24 @@
       <w:tr>
         <w:tc>
           <w:tcPr>
-            <w:tcW w:type="dxa" w:w="4320"/>
+            <w:tcW w:type="dxa" w:w="3000"/>
           </w:tcPr>
           <w:p>
             <w:r>
               <w:rPr>
                 <w:b/>
               </w:rPr>
-              <w:t>Status</w:t>
+              <w:t xml:space="preserve">Hub table</w:t>
             </w:r>
           </w:p>
         </w:tc>
         <w:tc>
           <w:tcPr>
-            <w:tcW w:type="dxa" w:w="4320"/>
+            <w:tcW w:type="dxa" w:w="5640"/>
           </w:tcPr>
           <w:p>
             <w:r>
-              <w:t>Implemented</w:t>
+              <w:t xml:space="preserve">HUB_AGREEMENT</w:t>
             </w:r>
           </w:p>
         </w:tc>
@@ -3056,24 +4598,24 @@
       <w:tr>
         <w:tc>
           <w:tcPr>
-            <w:tcW w:type="dxa" w:w="4320"/>
+            <w:tcW w:type="dxa" w:w="3000"/>
           </w:tcPr>
           <w:p>
             <w:r>
               <w:rPr>
                 <w:b/>
               </w:rPr>
-              <w:t>Pass criteria</w:t>
+              <w:t xml:space="preserve">Status</w:t>
             </w:r>
           </w:p>
         </w:tc>
         <w:tc>
           <w:tcPr>
-            <w:tcW w:type="dxa" w:w="4320"/>
+            <w:tcW w:type="dxa" w:w="5640"/>
           </w:tcPr>
           <w:p>
             <w:r>
-              <w:t>0 rows returned</w:t>
+              <w:t xml:space="preserve">Implemented</w:t>
             </w:r>
           </w:p>
         </w:tc>
@@ -3081,43 +4623,91 @@
       <w:tr>
         <w:tc>
           <w:tcPr>
-            <w:tcW w:type="dxa" w:w="4320"/>
+            <w:tcW w:type="dxa" w:w="3000"/>
           </w:tcPr>
           <w:p>
             <w:r>
               <w:rPr>
                 <w:b/>
               </w:rPr>
-              <w:t>Result (Pass / Fail / NA)</w:t>
+              <w:t xml:space="preserve">Pass criteria</w:t>
             </w:r>
           </w:p>
         </w:tc>
         <w:tc>
           <w:tcPr>
-            <w:tcW w:type="dxa" w:w="4320"/>
-          </w:tcPr>
-          <w:p>
-            <w:r/>
+            <w:tcW w:type="dxa" w:w="5640"/>
+          </w:tcPr>
+          <w:p>
+            <w:r>
+              <w:t xml:space="preserve">0 rows returned</w:t>
+            </w:r>
           </w:p>
         </w:tc>
       </w:tr>
       <w:tr>
         <w:tc>
           <w:tcPr>
-            <w:tcW w:type="dxa" w:w="4320"/>
+            <w:tcW w:type="dxa" w:w="3000"/>
           </w:tcPr>
           <w:p>
             <w:r>
               <w:rPr>
                 <w:b/>
               </w:rPr>
-              <w:t>Rows returned (count)</w:t>
+              <w:t xml:space="preserve">Result (Pass / Fail / NA)</w:t>
             </w:r>
           </w:p>
         </w:tc>
         <w:tc>
           <w:tcPr>
-            <w:tcW w:type="dxa" w:w="4320"/>
+            <w:tcW w:type="dxa" w:w="5640"/>
+          </w:tcPr>
+          <w:p>
+            <w:r/>
+          </w:p>
+        </w:tc>
+      </w:tr>
+      <w:tr>
+        <w:tc>
+          <w:tcPr>
+            <w:tcW w:type="dxa" w:w="3000"/>
+          </w:tcPr>
+          <w:p>
+            <w:r>
+              <w:rPr>
+                <w:b/>
+              </w:rPr>
+              <w:t xml:space="preserve">Rows returned (count)</w:t>
+            </w:r>
+          </w:p>
+        </w:tc>
+        <w:tc>
+          <w:tcPr>
+            <w:tcW w:type="dxa" w:w="5640"/>
+          </w:tcPr>
+          <w:p>
+            <w:r/>
+          </w:p>
+        </w:tc>
+      </w:tr>
+      <w:tr>
+        <w:tc>
+          <w:tcPr>
+            <w:tcW w:type="dxa" w:w="3000"/>
+          </w:tcPr>
+          <w:p>
+            <w:r>
+              <w:rPr>
+                <w:b/>
+              </w:rPr>
+              <w:t xml:space="preserve">Remarks</w:t>
+            </w:r>
+          </w:p>
+        </w:tc>
+        <w:tc>
+          <w:tcPr>
+            <w:tcW w:type="dxa" w:w="5640"/>
           </w:tcPr>
           <w:p>
             <w:r/>
@@ -3134,7 +4724,7 @@
         <w:t xml:space="preserve">Note: </w:t>
       </w:r>
       <w:r>
-        <w:t>(hash key AGREEMENT_HKEY, business key PARENT_BK)   [OPUS vault]</w:t>
+        <w:t xml:space="preserve">(hash key AGREEMENT_HKEY, business key PARENT_BK). Loaded by: OPUS.</w:t>
       </w:r>
     </w:p>
     <w:p>
@@ -3142,7 +4732,7 @@
         <w:rPr>
           <w:b/>
         </w:rPr>
-        <w:t>SQL query</w:t>
+        <w:t xml:space="preserve">SQL query</w:t>
       </w:r>
     </w:p>
     <w:tbl>
@@ -3160,25 +4750,22 @@
             <w:tcW w:type="dxa" w:w="8640"/>
           </w:tcPr>
           <w:p>
-            <w:r/>
-          </w:p>
-          <w:p>
             <w:r>
               <w:rPr>
                 <w:rFonts w:ascii="Consolas" w:hAnsi="Consolas"/>
                 <w:sz w:val="17"/>
               </w:rPr>
-              <w:t>select 'HUB_AGREEMENT' as hub, AGREEMENT_HKEY as hash_key,</w:t>
+              <w:t xml:space="preserve">select 'HUB_AGREEMENT' as hub, AGREEMENT_HKEY as hash_key,</w:t>
               <w:br/>
               <w:t xml:space="preserve">       count(*) as row_count, count(distinct PARENT_BK) as distinct_bk,</w:t>
               <w:br/>
-              <w:t xml:space="preserve">       min(PARENT_BK) as sample_bk</w:t>
+              <w:t xml:space="preserve">       min(PARENT_BK) as sample_bk, listagg(distinct RECORD_SOURCE, ', ') as record_sources</w:t>
               <w:br/>
               <w:t xml:space="preserve">  from BAGIC_PREPROD_CURATED_DB.BGIL_DATA_MODEL.HUB_AGREEMENT</w:t>
               <w:br/>
               <w:t xml:space="preserve"> group by AGREEMENT_HKEY</w:t>
               <w:br/>
-              <w:t>having count(*) &gt; 1</w:t>
+              <w:t xml:space="preserve">having count(*) &gt; 1</w:t>
               <w:br/>
               <w:t xml:space="preserve"> order by row_count desc;</w:t>
             </w:r>
@@ -3191,7 +4778,7 @@
         <w:rPr>
           <w:b/>
         </w:rPr>
-        <w:t>Query output (attach / paste below)</w:t>
+        <w:t xml:space="preserve">Query output (attach / paste below)</w:t>
       </w:r>
     </w:p>
     <w:tbl>
@@ -3213,7 +4800,7 @@
               <w:rPr>
                 <w:i/>
               </w:rPr>
-              <w:t>Output:</w:t>
+              <w:t xml:space="preserve">Output:</w:t>
             </w:r>
           </w:p>
         </w:tc>
@@ -3239,7 +4826,7 @@
         <w:pStyle w:val="Heading2"/>
       </w:pPr>
       <w:r>
-        <w:t>13. HUB_CLAIM</w:t>
+        <w:t xml:space="preserve">13. SHARED — HUB_CLAIM</w:t>
       </w:r>
     </w:p>
     <w:tbl>
@@ -3249,30 +4836,30 @@
         <w:tblLook w:firstColumn="1" w:firstRow="1" w:lastColumn="0" w:lastRow="0" w:noHBand="0" w:noVBand="1" w:val="04A0"/>
       </w:tblPr>
       <w:tblGrid>
-        <w:gridCol w:w="4320"/>
-        <w:gridCol w:w="4320"/>
+        <w:gridCol w:w="3000"/>
+        <w:gridCol w:w="5640"/>
       </w:tblGrid>
       <w:tr>
         <w:tc>
           <w:tcPr>
-            <w:tcW w:type="dxa" w:w="4320"/>
+            <w:tcW w:type="dxa" w:w="3000"/>
           </w:tcPr>
           <w:p>
             <w:r>
               <w:rPr>
                 <w:b/>
               </w:rPr>
-              <w:t>Hub table</w:t>
+              <w:t xml:space="preserve">Project</w:t>
             </w:r>
           </w:p>
         </w:tc>
         <w:tc>
           <w:tcPr>
-            <w:tcW w:type="dxa" w:w="4320"/>
+            <w:tcW w:type="dxa" w:w="5640"/>
           </w:tcPr>
           <w:p>
             <w:r>
-              <w:t>HUB_CLAIM</w:t>
+              <w:t xml:space="preserve">SHARED</w:t>
             </w:r>
           </w:p>
         </w:tc>
@@ -3280,24 +4867,24 @@
       <w:tr>
         <w:tc>
           <w:tcPr>
-            <w:tcW w:type="dxa" w:w="4320"/>
+            <w:tcW w:type="dxa" w:w="3000"/>
           </w:tcPr>
           <w:p>
             <w:r>
               <w:rPr>
                 <w:b/>
               </w:rPr>
-              <w:t>Status</w:t>
+              <w:t xml:space="preserve">Hub table</w:t>
             </w:r>
           </w:p>
         </w:tc>
         <w:tc>
           <w:tcPr>
-            <w:tcW w:type="dxa" w:w="4320"/>
+            <w:tcW w:type="dxa" w:w="5640"/>
           </w:tcPr>
           <w:p>
             <w:r>
-              <w:t>Implemented</w:t>
+              <w:t xml:space="preserve">HUB_CLAIM</w:t>
             </w:r>
           </w:p>
         </w:tc>
@@ -3305,24 +4892,24 @@
       <w:tr>
         <w:tc>
           <w:tcPr>
-            <w:tcW w:type="dxa" w:w="4320"/>
+            <w:tcW w:type="dxa" w:w="3000"/>
           </w:tcPr>
           <w:p>
             <w:r>
               <w:rPr>
                 <w:b/>
               </w:rPr>
-              <w:t>Pass criteria</w:t>
+              <w:t xml:space="preserve">Status</w:t>
             </w:r>
           </w:p>
         </w:tc>
         <w:tc>
           <w:tcPr>
-            <w:tcW w:type="dxa" w:w="4320"/>
+            <w:tcW w:type="dxa" w:w="5640"/>
           </w:tcPr>
           <w:p>
             <w:r>
-              <w:t>0 rows returned</w:t>
+              <w:t xml:space="preserve">Implemented</w:t>
             </w:r>
           </w:p>
         </w:tc>
@@ -3330,43 +4917,91 @@
       <w:tr>
         <w:tc>
           <w:tcPr>
-            <w:tcW w:type="dxa" w:w="4320"/>
+            <w:tcW w:type="dxa" w:w="3000"/>
           </w:tcPr>
           <w:p>
             <w:r>
               <w:rPr>
                 <w:b/>
               </w:rPr>
-              <w:t>Result (Pass / Fail / NA)</w:t>
+              <w:t xml:space="preserve">Pass criteria</w:t>
             </w:r>
           </w:p>
         </w:tc>
         <w:tc>
           <w:tcPr>
-            <w:tcW w:type="dxa" w:w="4320"/>
-          </w:tcPr>
-          <w:p>
-            <w:r/>
+            <w:tcW w:type="dxa" w:w="5640"/>
+          </w:tcPr>
+          <w:p>
+            <w:r>
+              <w:t xml:space="preserve">0 rows returned</w:t>
+            </w:r>
           </w:p>
         </w:tc>
       </w:tr>
       <w:tr>
         <w:tc>
           <w:tcPr>
-            <w:tcW w:type="dxa" w:w="4320"/>
+            <w:tcW w:type="dxa" w:w="3000"/>
           </w:tcPr>
           <w:p>
             <w:r>
               <w:rPr>
                 <w:b/>
               </w:rPr>
-              <w:t>Rows returned (count)</w:t>
+              <w:t xml:space="preserve">Result (Pass / Fail / NA)</w:t>
             </w:r>
           </w:p>
         </w:tc>
         <w:tc>
           <w:tcPr>
-            <w:tcW w:type="dxa" w:w="4320"/>
+            <w:tcW w:type="dxa" w:w="5640"/>
+          </w:tcPr>
+          <w:p>
+            <w:r/>
+          </w:p>
+        </w:tc>
+      </w:tr>
+      <w:tr>
+        <w:tc>
+          <w:tcPr>
+            <w:tcW w:type="dxa" w:w="3000"/>
+          </w:tcPr>
+          <w:p>
+            <w:r>
+              <w:rPr>
+                <w:b/>
+              </w:rPr>
+              <w:t xml:space="preserve">Rows returned (count)</w:t>
+            </w:r>
+          </w:p>
+        </w:tc>
+        <w:tc>
+          <w:tcPr>
+            <w:tcW w:type="dxa" w:w="5640"/>
+          </w:tcPr>
+          <w:p>
+            <w:r/>
+          </w:p>
+        </w:tc>
+      </w:tr>
+      <w:tr>
+        <w:tc>
+          <w:tcPr>
+            <w:tcW w:type="dxa" w:w="3000"/>
+          </w:tcPr>
+          <w:p>
+            <w:r>
+              <w:rPr>
+                <w:b/>
+              </w:rPr>
+              <w:t xml:space="preserve">Remarks</w:t>
+            </w:r>
+          </w:p>
+        </w:tc>
+        <w:tc>
+          <w:tcPr>
+            <w:tcW w:type="dxa" w:w="5640"/>
           </w:tcPr>
           <w:p>
             <w:r/>
@@ -3383,7 +5018,7 @@
         <w:t xml:space="preserve">Note: </w:t>
       </w:r>
       <w:r>
-        <w:t>(hash key CLAIM_HKEY, business key PARENT_BK)   [OPUS vault]</w:t>
+        <w:t xml:space="preserve">(hash key CLAIM_HKEY, business key PARENT_BK). Loaded by: OPUS.</w:t>
       </w:r>
     </w:p>
     <w:p>
@@ -3391,7 +5026,7 @@
         <w:rPr>
           <w:b/>
         </w:rPr>
-        <w:t>SQL query</w:t>
+        <w:t xml:space="preserve">SQL query</w:t>
       </w:r>
     </w:p>
     <w:tbl>
@@ -3409,25 +5044,22 @@
             <w:tcW w:type="dxa" w:w="8640"/>
           </w:tcPr>
           <w:p>
-            <w:r/>
-          </w:p>
-          <w:p>
             <w:r>
               <w:rPr>
                 <w:rFonts w:ascii="Consolas" w:hAnsi="Consolas"/>
                 <w:sz w:val="17"/>
               </w:rPr>
-              <w:t>select 'HUB_CLAIM' as hub, CLAIM_HKEY as hash_key,</w:t>
+              <w:t xml:space="preserve">select 'HUB_CLAIM' as hub, CLAIM_HKEY as hash_key,</w:t>
               <w:br/>
               <w:t xml:space="preserve">       count(*) as row_count, count(distinct PARENT_BK) as distinct_bk,</w:t>
               <w:br/>
-              <w:t xml:space="preserve">       min(PARENT_BK) as sample_bk</w:t>
+              <w:t xml:space="preserve">       min(PARENT_BK) as sample_bk, listagg(distinct RECORD_SOURCE, ', ') as record_sources</w:t>
               <w:br/>
               <w:t xml:space="preserve">  from BAGIC_PREPROD_CURATED_DB.BGIL_DATA_MODEL.HUB_CLAIM</w:t>
               <w:br/>
               <w:t xml:space="preserve"> group by CLAIM_HKEY</w:t>
               <w:br/>
-              <w:t>having count(*) &gt; 1</w:t>
+              <w:t xml:space="preserve">having count(*) &gt; 1</w:t>
               <w:br/>
               <w:t xml:space="preserve"> order by row_count desc;</w:t>
             </w:r>
@@ -3440,7 +5072,7 @@
         <w:rPr>
           <w:b/>
         </w:rPr>
-        <w:t>Query output (attach / paste below)</w:t>
+        <w:t xml:space="preserve">Query output (attach / paste below)</w:t>
       </w:r>
     </w:p>
     <w:tbl>
@@ -3462,7 +5094,7 @@
               <w:rPr>
                 <w:i/>
               </w:rPr>
-              <w:t>Output:</w:t>
+              <w:t xml:space="preserve">Output:</w:t>
             </w:r>
           </w:p>
         </w:tc>
@@ -3488,7 +5120,7 @@
         <w:pStyle w:val="Heading2"/>
       </w:pPr>
       <w:r>
-        <w:t>14. HUB_RISK_OBJECT</w:t>
+        <w:t xml:space="preserve">14. SHARED — HUB_RISK_OBJECT</w:t>
       </w:r>
     </w:p>
     <w:tbl>
@@ -3498,30 +5130,30 @@
         <w:tblLook w:firstColumn="1" w:firstRow="1" w:lastColumn="0" w:lastRow="0" w:noHBand="0" w:noVBand="1" w:val="04A0"/>
       </w:tblPr>
       <w:tblGrid>
-        <w:gridCol w:w="4320"/>
-        <w:gridCol w:w="4320"/>
+        <w:gridCol w:w="3000"/>
+        <w:gridCol w:w="5640"/>
       </w:tblGrid>
       <w:tr>
         <w:tc>
           <w:tcPr>
-            <w:tcW w:type="dxa" w:w="4320"/>
+            <w:tcW w:type="dxa" w:w="3000"/>
           </w:tcPr>
           <w:p>
             <w:r>
               <w:rPr>
                 <w:b/>
               </w:rPr>
-              <w:t>Hub table</w:t>
+              <w:t xml:space="preserve">Project</w:t>
             </w:r>
           </w:p>
         </w:tc>
         <w:tc>
           <w:tcPr>
-            <w:tcW w:type="dxa" w:w="4320"/>
+            <w:tcW w:type="dxa" w:w="5640"/>
           </w:tcPr>
           <w:p>
             <w:r>
-              <w:t>HUB_RISK_OBJECT</w:t>
+              <w:t xml:space="preserve">SHARED</w:t>
             </w:r>
           </w:p>
         </w:tc>
@@ -3529,24 +5161,24 @@
       <w:tr>
         <w:tc>
           <w:tcPr>
-            <w:tcW w:type="dxa" w:w="4320"/>
+            <w:tcW w:type="dxa" w:w="3000"/>
           </w:tcPr>
           <w:p>
             <w:r>
               <w:rPr>
                 <w:b/>
               </w:rPr>
-              <w:t>Status</w:t>
+              <w:t xml:space="preserve">Hub table</w:t>
             </w:r>
           </w:p>
         </w:tc>
         <w:tc>
           <w:tcPr>
-            <w:tcW w:type="dxa" w:w="4320"/>
+            <w:tcW w:type="dxa" w:w="5640"/>
           </w:tcPr>
           <w:p>
             <w:r>
-              <w:t>Implemented</w:t>
+              <w:t xml:space="preserve">HUB_RISK_OBJECT</w:t>
             </w:r>
           </w:p>
         </w:tc>
@@ -3554,24 +5186,24 @@
       <w:tr>
         <w:tc>
           <w:tcPr>
-            <w:tcW w:type="dxa" w:w="4320"/>
+            <w:tcW w:type="dxa" w:w="3000"/>
           </w:tcPr>
           <w:p>
             <w:r>
               <w:rPr>
                 <w:b/>
               </w:rPr>
-              <w:t>Pass criteria</w:t>
+              <w:t xml:space="preserve">Status</w:t>
             </w:r>
           </w:p>
         </w:tc>
         <w:tc>
           <w:tcPr>
-            <w:tcW w:type="dxa" w:w="4320"/>
+            <w:tcW w:type="dxa" w:w="5640"/>
           </w:tcPr>
           <w:p>
             <w:r>
-              <w:t>0 rows returned</w:t>
+              <w:t xml:space="preserve">Implemented</w:t>
             </w:r>
           </w:p>
         </w:tc>
@@ -3579,43 +5211,91 @@
       <w:tr>
         <w:tc>
           <w:tcPr>
-            <w:tcW w:type="dxa" w:w="4320"/>
+            <w:tcW w:type="dxa" w:w="3000"/>
           </w:tcPr>
           <w:p>
             <w:r>
               <w:rPr>
                 <w:b/>
               </w:rPr>
-              <w:t>Result (Pass / Fail / NA)</w:t>
+              <w:t xml:space="preserve">Pass criteria</w:t>
             </w:r>
           </w:p>
         </w:tc>
         <w:tc>
           <w:tcPr>
-            <w:tcW w:type="dxa" w:w="4320"/>
-          </w:tcPr>
-          <w:p>
-            <w:r/>
+            <w:tcW w:type="dxa" w:w="5640"/>
+          </w:tcPr>
+          <w:p>
+            <w:r>
+              <w:t xml:space="preserve">0 rows returned</w:t>
+            </w:r>
           </w:p>
         </w:tc>
       </w:tr>
       <w:tr>
         <w:tc>
           <w:tcPr>
-            <w:tcW w:type="dxa" w:w="4320"/>
+            <w:tcW w:type="dxa" w:w="3000"/>
           </w:tcPr>
           <w:p>
             <w:r>
               <w:rPr>
                 <w:b/>
               </w:rPr>
-              <w:t>Rows returned (count)</w:t>
+              <w:t xml:space="preserve">Result (Pass / Fail / NA)</w:t>
             </w:r>
           </w:p>
         </w:tc>
         <w:tc>
           <w:tcPr>
-            <w:tcW w:type="dxa" w:w="4320"/>
+            <w:tcW w:type="dxa" w:w="5640"/>
+          </w:tcPr>
+          <w:p>
+            <w:r/>
+          </w:p>
+        </w:tc>
+      </w:tr>
+      <w:tr>
+        <w:tc>
+          <w:tcPr>
+            <w:tcW w:type="dxa" w:w="3000"/>
+          </w:tcPr>
+          <w:p>
+            <w:r>
+              <w:rPr>
+                <w:b/>
+              </w:rPr>
+              <w:t xml:space="preserve">Rows returned (count)</w:t>
+            </w:r>
+          </w:p>
+        </w:tc>
+        <w:tc>
+          <w:tcPr>
+            <w:tcW w:type="dxa" w:w="5640"/>
+          </w:tcPr>
+          <w:p>
+            <w:r/>
+          </w:p>
+        </w:tc>
+      </w:tr>
+      <w:tr>
+        <w:tc>
+          <w:tcPr>
+            <w:tcW w:type="dxa" w:w="3000"/>
+          </w:tcPr>
+          <w:p>
+            <w:r>
+              <w:rPr>
+                <w:b/>
+              </w:rPr>
+              <w:t xml:space="preserve">Remarks</w:t>
+            </w:r>
+          </w:p>
+        </w:tc>
+        <w:tc>
+          <w:tcPr>
+            <w:tcW w:type="dxa" w:w="5640"/>
           </w:tcPr>
           <w:p>
             <w:r/>
@@ -3632,7 +5312,7 @@
         <w:t xml:space="preserve">Note: </w:t>
       </w:r>
       <w:r>
-        <w:t>(hash key RISK_OBJECT_HKEY, business key PARENT_BK)   [OPUS vault]</w:t>
+        <w:t xml:space="preserve">(hash key RISK_OBJECT_HKEY, business key PARENT_BK). Loaded by: OPUS.</w:t>
       </w:r>
     </w:p>
     <w:p>
@@ -3640,7 +5320,7 @@
         <w:rPr>
           <w:b/>
         </w:rPr>
-        <w:t>SQL query</w:t>
+        <w:t xml:space="preserve">SQL query</w:t>
       </w:r>
     </w:p>
     <w:tbl>
@@ -3658,25 +5338,22 @@
             <w:tcW w:type="dxa" w:w="8640"/>
           </w:tcPr>
           <w:p>
-            <w:r/>
-          </w:p>
-          <w:p>
             <w:r>
               <w:rPr>
                 <w:rFonts w:ascii="Consolas" w:hAnsi="Consolas"/>
                 <w:sz w:val="17"/>
               </w:rPr>
-              <w:t>select 'HUB_RISK_OBJECT' as hub, RISK_OBJECT_HKEY as hash_key,</w:t>
+              <w:t xml:space="preserve">select 'HUB_RISK_OBJECT' as hub, RISK_OBJECT_HKEY as hash_key,</w:t>
               <w:br/>
               <w:t xml:space="preserve">       count(*) as row_count, count(distinct PARENT_BK) as distinct_bk,</w:t>
               <w:br/>
-              <w:t xml:space="preserve">       min(PARENT_BK) as sample_bk</w:t>
+              <w:t xml:space="preserve">       min(PARENT_BK) as sample_bk, listagg(distinct RECORD_SOURCE, ', ') as record_sources</w:t>
               <w:br/>
               <w:t xml:space="preserve">  from BAGIC_PREPROD_CURATED_DB.BGIL_DATA_MODEL.HUB_RISK_OBJECT</w:t>
               <w:br/>
               <w:t xml:space="preserve"> group by RISK_OBJECT_HKEY</w:t>
               <w:br/>
-              <w:t>having count(*) &gt; 1</w:t>
+              <w:t xml:space="preserve">having count(*) &gt; 1</w:t>
               <w:br/>
               <w:t xml:space="preserve"> order by row_count desc;</w:t>
             </w:r>
@@ -3689,7 +5366,7 @@
         <w:rPr>
           <w:b/>
         </w:rPr>
-        <w:t>Query output (attach / paste below)</w:t>
+        <w:t xml:space="preserve">Query output (attach / paste below)</w:t>
       </w:r>
     </w:p>
     <w:tbl>
@@ -3711,7 +5388,359 @@
               <w:rPr>
                 <w:i/>
               </w:rPr>
-              <w:t>Output:</w:t>
+              <w:t xml:space="preserve">Output:</w:t>
+            </w:r>
+          </w:p>
+        </w:tc>
+      </w:tr>
+      <w:tr>
+        <w:tc>
+          <w:tcPr>
+            <w:tcW w:type="dxa" w:w="8640"/>
+          </w:tcPr>
+          <w:p>
+            <w:r>
+              <w:br/>
+              <w:br/>
+              <w:br/>
+            </w:r>
+          </w:p>
+        </w:tc>
+      </w:tr>
+    </w:tbl>
+    <w:p/>
+    <w:p>
+      <w:pPr>
+        <w:pStyle w:val="Heading2"/>
+      </w:pPr>
+      <w:r>
+        <w:t xml:space="preserve">15. SHARED — Same business key under more than one hash key</w:t>
+      </w:r>
+    </w:p>
+    <w:tbl>
+      <w:tblPr>
+        <w:tblStyle w:val="LightList-Accent1"/>
+        <w:tblW w:type="auto" w:w="0"/>
+        <w:tblLook w:firstColumn="1" w:firstRow="1" w:lastColumn="0" w:lastRow="0" w:noHBand="0" w:noVBand="1" w:val="04A0"/>
+      </w:tblPr>
+      <w:tblGrid>
+        <w:gridCol w:w="3000"/>
+        <w:gridCol w:w="5640"/>
+      </w:tblGrid>
+      <w:tr>
+        <w:tc>
+          <w:tcPr>
+            <w:tcW w:type="dxa" w:w="3000"/>
+          </w:tcPr>
+          <w:p>
+            <w:r>
+              <w:rPr>
+                <w:b/>
+              </w:rPr>
+              <w:t xml:space="preserve">Project</w:t>
+            </w:r>
+          </w:p>
+        </w:tc>
+        <w:tc>
+          <w:tcPr>
+            <w:tcW w:type="dxa" w:w="5640"/>
+          </w:tcPr>
+          <w:p>
+            <w:r>
+              <w:t xml:space="preserve">SHARED</w:t>
+            </w:r>
+          </w:p>
+        </w:tc>
+      </w:tr>
+      <w:tr>
+        <w:tc>
+          <w:tcPr>
+            <w:tcW w:type="dxa" w:w="3000"/>
+          </w:tcPr>
+          <w:p>
+            <w:r>
+              <w:rPr>
+                <w:b/>
+              </w:rPr>
+              <w:t xml:space="preserve">Hub table</w:t>
+            </w:r>
+          </w:p>
+        </w:tc>
+        <w:tc>
+          <w:tcPr>
+            <w:tcW w:type="dxa" w:w="5640"/>
+          </w:tcPr>
+          <w:p>
+            <w:r>
+              <w:t xml:space="preserve">Same business key under more than one hash key</w:t>
+            </w:r>
+          </w:p>
+        </w:tc>
+      </w:tr>
+      <w:tr>
+        <w:tc>
+          <w:tcPr>
+            <w:tcW w:type="dxa" w:w="3000"/>
+          </w:tcPr>
+          <w:p>
+            <w:r>
+              <w:rPr>
+                <w:b/>
+              </w:rPr>
+              <w:t xml:space="preserve">Status</w:t>
+            </w:r>
+          </w:p>
+        </w:tc>
+        <w:tc>
+          <w:tcPr>
+            <w:tcW w:type="dxa" w:w="5640"/>
+          </w:tcPr>
+          <w:p>
+            <w:r>
+              <w:t xml:space="preserve">Informational</w:t>
+            </w:r>
+          </w:p>
+        </w:tc>
+      </w:tr>
+      <w:tr>
+        <w:tc>
+          <w:tcPr>
+            <w:tcW w:type="dxa" w:w="3000"/>
+          </w:tcPr>
+          <w:p>
+            <w:r>
+              <w:rPr>
+                <w:b/>
+              </w:rPr>
+              <w:t xml:space="preserve">Pass criteria</w:t>
+            </w:r>
+          </w:p>
+        </w:tc>
+        <w:tc>
+          <w:tcPr>
+            <w:tcW w:type="dxa" w:w="5640"/>
+          </w:tcPr>
+          <w:p>
+            <w:r>
+              <w:t xml:space="preserve">0 rows</w:t>
+            </w:r>
+          </w:p>
+        </w:tc>
+      </w:tr>
+      <w:tr>
+        <w:tc>
+          <w:tcPr>
+            <w:tcW w:type="dxa" w:w="3000"/>
+          </w:tcPr>
+          <w:p>
+            <w:r>
+              <w:rPr>
+                <w:b/>
+              </w:rPr>
+              <w:t xml:space="preserve">Result (Pass / Fail / NA)</w:t>
+            </w:r>
+          </w:p>
+        </w:tc>
+        <w:tc>
+          <w:tcPr>
+            <w:tcW w:type="dxa" w:w="5640"/>
+          </w:tcPr>
+          <w:p>
+            <w:r/>
+          </w:p>
+        </w:tc>
+      </w:tr>
+      <w:tr>
+        <w:tc>
+          <w:tcPr>
+            <w:tcW w:type="dxa" w:w="3000"/>
+          </w:tcPr>
+          <w:p>
+            <w:r>
+              <w:rPr>
+                <w:b/>
+              </w:rPr>
+              <w:t xml:space="preserve">Rows returned (count)</w:t>
+            </w:r>
+          </w:p>
+        </w:tc>
+        <w:tc>
+          <w:tcPr>
+            <w:tcW w:type="dxa" w:w="5640"/>
+          </w:tcPr>
+          <w:p>
+            <w:r/>
+          </w:p>
+        </w:tc>
+      </w:tr>
+      <w:tr>
+        <w:tc>
+          <w:tcPr>
+            <w:tcW w:type="dxa" w:w="3000"/>
+          </w:tcPr>
+          <w:p>
+            <w:r>
+              <w:rPr>
+                <w:b/>
+              </w:rPr>
+              <w:t xml:space="preserve">Remarks</w:t>
+            </w:r>
+          </w:p>
+        </w:tc>
+        <w:tc>
+          <w:tcPr>
+            <w:tcW w:type="dxa" w:w="5640"/>
+          </w:tcPr>
+          <w:p>
+            <w:r/>
+          </w:p>
+        </w:tc>
+      </w:tr>
+    </w:tbl>
+    <w:p/>
+    <w:p>
+      <w:r>
+        <w:rPr>
+          <w:b/>
+        </w:rPr>
+        <w:t xml:space="preserve">Note: </w:t>
+      </w:r>
+      <w:r>
+        <w:t xml:space="preserve">Not part of the K4 pass criterion. The hash is UPPER(TRIM(&lt;NK&gt;)), so case variants already collapse; a hit means two loaders hash the SAME business key with a different NK prefix (e.g. a double-prefixed NK), which splits one entity across hub rows in the shared vault.</w:t>
+      </w:r>
+    </w:p>
+    <w:p>
+      <w:r>
+        <w:rPr>
+          <w:b/>
+        </w:rPr>
+        <w:t xml:space="preserve">SQL query</w:t>
+      </w:r>
+    </w:p>
+    <w:tbl>
+      <w:tblPr>
+        <w:tblStyle w:val="TableGrid"/>
+        <w:tblW w:type="auto" w:w="0"/>
+        <w:tblLook w:firstColumn="1" w:firstRow="1" w:lastColumn="0" w:lastRow="0" w:noHBand="0" w:noVBand="1" w:val="04A0"/>
+      </w:tblPr>
+      <w:tblGrid>
+        <w:gridCol w:w="8640"/>
+      </w:tblGrid>
+      <w:tr>
+        <w:tc>
+          <w:tcPr>
+            <w:tcW w:type="dxa" w:w="8640"/>
+          </w:tcPr>
+          <w:p>
+            <w:r>
+              <w:rPr>
+                <w:rFonts w:ascii="Consolas" w:hAnsi="Consolas"/>
+                <w:sz w:val="17"/>
+              </w:rPr>
+              <w:t xml:space="preserve">with all_rows as (</w:t>
+              <w:br/>
+              <w:t xml:space="preserve">    select 'HUB_PARTY' as hub, PARENT_BK as bk, PARTY_HKEY as hkey, RECORD_SOURCE from BAGIC_PREPROD_CURATED_DB.BGIL_DATA_MODEL.HUB_PARTY</w:t>
+              <w:br/>
+              <w:t xml:space="preserve">    union all</w:t>
+              <w:br/>
+              <w:t xml:space="preserve">    select 'HUB_STAKE_CODE' as hub, STAKE_CODE_BK as bk, STAKE_CODE_HKEY as hkey, RECORD_SOURCE from BAGIC_PREPROD_CURATED_DB.BGIL_DATA_MODEL.HUB_STAKE_CODE</w:t>
+              <w:br/>
+              <w:t xml:space="preserve">    union all</w:t>
+              <w:br/>
+              <w:t xml:space="preserve">    select 'HUB_LOCATION' as hub, PARENT_BK as bk, LOCATION_HKEY as hkey, RECORD_SOURCE from BAGIC_PREPROD_CURATED_DB.BGIL_DATA_MODEL.HUB_LOCATION</w:t>
+              <w:br/>
+              <w:t xml:space="preserve">    union all</w:t>
+              <w:br/>
+              <w:t xml:space="preserve">    select 'HUB_PAYMENT_INSTRUMENT' as hub, PARENT_BK as bk, PAYMENT_INSTRUMENT_HKEY as hkey, RECORD_SOURCE from BAGIC_PREPROD_CURATED_DB.BGIL_DATA_MODEL.HUB_PAYMENT_INSTRUMENT</w:t>
+              <w:br/>
+              <w:t xml:space="preserve">    union all</w:t>
+              <w:br/>
+              <w:t xml:space="preserve">    select 'HUB_PRODUCT' as hub, PARENT_BK as bk, PRODUCT_HKEY as hkey, RECORD_SOURCE from BAGIC_PREPROD_CURATED_DB.BGIL_DATA_MODEL.HUB_PRODUCT</w:t>
+              <w:br/>
+              <w:t xml:space="preserve">    union all</w:t>
+              <w:br/>
+              <w:t xml:space="preserve">    select 'HUB_FINANCIAL_ACCOUNT' as hub, PARENT_BK as bk, FINANCIAL_ACCOUNT_HKEY as hkey, RECORD_SOURCE from BAGIC_PREPROD_CURATED_DB.BGIL_DATA_MODEL.HUB_FINANCIAL_ACCOUNT</w:t>
+              <w:br/>
+              <w:t xml:space="preserve">    union all</w:t>
+              <w:br/>
+              <w:t xml:space="preserve">    select 'HUB_DOCUMENT' as hub, PARENT_BK as bk, DOCUMENT_HKEY as hkey, RECORD_SOURCE from BAGIC_PREPROD_CURATED_DB.BGIL_DATA_MODEL.HUB_DOCUMENT</w:t>
+              <w:br/>
+              <w:t xml:space="preserve">    union all</w:t>
+              <w:br/>
+              <w:t xml:space="preserve">    select 'HUB_POLICY' as hub, PARENT_BK as bk, POLICY_HKEY as hkey, RECORD_SOURCE from BAGIC_PREPROD_CURATED_DB.BGIL_DATA_MODEL.HUB_POLICY</w:t>
+              <w:br/>
+              <w:t xml:space="preserve">    union all</w:t>
+              <w:br/>
+              <w:t xml:space="preserve">    select 'HUB_DISTRIBUTION_CHANNEL' as hub, PARENT_BK as bk, DISTRIBUTION_CHANNEL_HKEY as hkey, RECORD_SOURCE from BAGIC_PREPROD_CURATED_DB.BGIL_DATA_MODEL.HUB_DISTRIBUTION_CHANNEL</w:t>
+              <w:br/>
+              <w:t xml:space="preserve">    union all</w:t>
+              <w:br/>
+              <w:t xml:space="preserve">    select 'HUB_ORG_UNIT' as hub, PARENT_BK as bk, ORG_UNIT_HKEY as hkey, RECORD_SOURCE from BAGIC_PREPROD_CURATED_DB.BGIL_DATA_MODEL.HUB_ORG_UNIT</w:t>
+              <w:br/>
+              <w:t xml:space="preserve">    union all</w:t>
+              <w:br/>
+              <w:t xml:space="preserve">    select 'HUB_AGENT' as hub, PARENT_BK as bk, AGENT_HKEY as hkey, RECORD_SOURCE from BAGIC_PREPROD_CURATED_DB.BGIL_DATA_MODEL.HUB_AGENT</w:t>
+              <w:br/>
+              <w:t xml:space="preserve">    union all</w:t>
+              <w:br/>
+              <w:t xml:space="preserve">    select 'HUB_AGREEMENT' as hub, PARENT_BK as bk, AGREEMENT_HKEY as hkey, RECORD_SOURCE from BAGIC_PREPROD_CURATED_DB.BGIL_DATA_MODEL.HUB_AGREEMENT</w:t>
+              <w:br/>
+              <w:t xml:space="preserve">    union all</w:t>
+              <w:br/>
+              <w:t xml:space="preserve">    select 'HUB_CLAIM' as hub, PARENT_BK as bk, CLAIM_HKEY as hkey, RECORD_SOURCE from BAGIC_PREPROD_CURATED_DB.BGIL_DATA_MODEL.HUB_CLAIM</w:t>
+              <w:br/>
+              <w:t xml:space="preserve">    union all</w:t>
+              <w:br/>
+              <w:t xml:space="preserve">    select 'HUB_RISK_OBJECT' as hub, PARENT_BK as bk, RISK_OBJECT_HKEY as hkey, RECORD_SOURCE from BAGIC_PREPROD_CURATED_DB.BGIL_DATA_MODEL.HUB_RISK_OBJECT</w:t>
+              <w:br/>
+              <w:t xml:space="preserve">)</w:t>
+              <w:br/>
+              <w:t xml:space="preserve">select hub, bk, count(distinct hkey) as distinct_hkeys,</w:t>
+              <w:br/>
+              <w:t xml:space="preserve">       listagg(distinct RECORD_SOURCE, ', ') as record_sources</w:t>
+              <w:br/>
+              <w:t xml:space="preserve">  from all_rows</w:t>
+              <w:br/>
+              <w:t xml:space="preserve"> where bk is not null</w:t>
+              <w:br/>
+              <w:t xml:space="preserve"> group by hub, bk</w:t>
+              <w:br/>
+              <w:t xml:space="preserve">having count(distinct hkey) &gt; 1</w:t>
+              <w:br/>
+              <w:t xml:space="preserve"> order by distinct_hkeys desc, hub, bk;</w:t>
+            </w:r>
+          </w:p>
+        </w:tc>
+      </w:tr>
+    </w:tbl>
+    <w:p>
+      <w:r>
+        <w:rPr>
+          <w:b/>
+        </w:rPr>
+        <w:t xml:space="preserve">Query output (attach / paste below)</w:t>
+      </w:r>
+    </w:p>
+    <w:tbl>
+      <w:tblPr>
+        <w:tblStyle w:val="TableGrid"/>
+        <w:tblW w:type="auto" w:w="0"/>
+        <w:tblLook w:firstColumn="1" w:firstRow="1" w:lastColumn="0" w:lastRow="0" w:noHBand="0" w:noVBand="1" w:val="04A0"/>
+      </w:tblPr>
+      <w:tblGrid>
+        <w:gridCol w:w="8640"/>
+      </w:tblGrid>
+      <w:tr>
+        <w:tc>
+          <w:tcPr>
+            <w:tcW w:type="dxa" w:w="8640"/>
+          </w:tcPr>
+          <w:p>
+            <w:r>
+              <w:rPr>
+                <w:i/>
+              </w:rPr>
+              <w:t xml:space="preserve">Output:</w:t>
             </w:r>
           </w:p>
         </w:tc>
